--- a/mysite/home/static/home/documents/Resume.docx
+++ b/mysite/home/static/home/documents/Resume.docx
@@ -8,35 +8,18 @@
         <w:rPr>
           <w:rFonts w:ascii="Inter" w:eastAsia="Inter" w:hAnsi="Inter" w:cs="Inter"/>
           <w:b/>
-          <w:sz w:val="60"/>
-          <w:szCs w:val="60"/>
-        </w:rPr>
-      </w:pPr>
-      <w:r>
-        <w:rPr>
-          <w:rFonts w:ascii="Inter" w:eastAsia="Inter" w:hAnsi="Inter" w:cs="Inter"/>
-          <w:b/>
-          <w:sz w:val="60"/>
-          <w:szCs w:val="60"/>
+          <w:sz w:val="56"/>
+          <w:szCs w:val="56"/>
+        </w:rPr>
+      </w:pPr>
+      <w:r>
+        <w:rPr>
+          <w:rFonts w:ascii="Inter" w:eastAsia="Inter" w:hAnsi="Inter" w:cs="Inter"/>
+          <w:b/>
+          <w:sz w:val="56"/>
+          <w:szCs w:val="56"/>
         </w:rPr>
         <w:t>Javier Robles</w:t>
-      </w:r>
-    </w:p>
-    <w:p>
-      <w:pPr>
-        <w:rPr>
-          <w:rFonts w:ascii="Inter" w:eastAsia="Inter" w:hAnsi="Inter" w:cs="Inter"/>
-          <w:sz w:val="18"/>
-          <w:szCs w:val="18"/>
-        </w:rPr>
-      </w:pPr>
-      <w:r>
-        <w:rPr>
-          <w:rFonts w:ascii="Inter" w:eastAsia="Inter" w:hAnsi="Inter" w:cs="Inter"/>
-          <w:sz w:val="18"/>
-          <w:szCs w:val="18"/>
-        </w:rPr>
-        <w:t>Washington DC Area, US Permanent Resident</w:t>
       </w:r>
     </w:p>
     <w:p>
@@ -66,7 +49,7 @@
           <w:rFonts w:ascii="Inter" w:eastAsia="Inter" w:hAnsi="Inter" w:cs="Inter"/>
         </w:rPr>
         <w:tab/>
-        <w:t>Mobile: +1(202)-500-0640</w:t>
+        <w:t>Mobile: (202)-500-0640</w:t>
       </w:r>
     </w:p>
     <w:p>
@@ -74,6 +57,9 @@
         <w:ind w:right="147"/>
         <w:rPr>
           <w:rFonts w:ascii="Inter" w:eastAsia="Inter" w:hAnsi="Inter" w:cs="Inter"/>
+          <w:b/>
+          <w:sz w:val="26"/>
+          <w:szCs w:val="26"/>
         </w:rPr>
       </w:pPr>
       <w:r>
@@ -82,14 +68,13 @@
         </w:rPr>
         <w:t xml:space="preserve">GitHub: </w:t>
       </w:r>
-      <w:hyperlink r:id="rId8">
+      <w:hyperlink r:id="rId8" w:history="1">
         <w:r>
           <w:rPr>
-            <w:rFonts w:ascii="Inter" w:eastAsia="Inter" w:hAnsi="Inter" w:cs="Inter"/>
             <w:color w:val="1155CC"/>
             <w:u w:val="single"/>
           </w:rPr>
-          <w:t>github.com/javrobs</w:t>
+          <w:t>www.github.com/javrobs</w:t>
         </w:r>
       </w:hyperlink>
       <w:r>
@@ -108,50 +93,9 @@
         <w:rPr>
           <w:rFonts w:ascii="Inter" w:eastAsia="Inter" w:hAnsi="Inter" w:cs="Inter"/>
         </w:rPr>
-        <w:tab/>
-        <w:t>Linked</w:t>
-      </w:r>
-      <w:r>
-        <w:rPr>
-          <w:rFonts w:ascii="Inter" w:eastAsia="Inter" w:hAnsi="Inter" w:cs="Inter"/>
-        </w:rPr>
-        <w:t>I</w:t>
-      </w:r>
-      <w:r>
-        <w:rPr>
-          <w:rFonts w:ascii="Inter" w:eastAsia="Inter" w:hAnsi="Inter" w:cs="Inter"/>
-        </w:rPr>
-        <w:t xml:space="preserve">n: </w:t>
+        <w:t xml:space="preserve">Portfolio: </w:t>
       </w:r>
       <w:hyperlink r:id="rId9">
-        <w:r>
-          <w:rPr>
-            <w:rFonts w:ascii="Inter" w:eastAsia="Inter" w:hAnsi="Inter" w:cs="Inter"/>
-            <w:color w:val="1155CC"/>
-            <w:u w:val="single"/>
-          </w:rPr>
-          <w:t>linkedin.com/in/javier-robles-samar/</w:t>
-        </w:r>
-      </w:hyperlink>
-    </w:p>
-    <w:p>
-      <w:pPr>
-        <w:spacing w:after="200"/>
-        <w:ind w:right="147"/>
-        <w:rPr>
-          <w:rFonts w:ascii="Inter" w:eastAsia="Inter" w:hAnsi="Inter" w:cs="Inter"/>
-          <w:b/>
-          <w:sz w:val="26"/>
-          <w:szCs w:val="26"/>
-        </w:rPr>
-      </w:pPr>
-      <w:r>
-        <w:rPr>
-          <w:rFonts w:ascii="Inter" w:eastAsia="Inter" w:hAnsi="Inter" w:cs="Inter"/>
-        </w:rPr>
-        <w:t xml:space="preserve">Portfolio: </w:t>
-      </w:r>
-      <w:hyperlink r:id="rId10">
         <w:r>
           <w:rPr>
             <w:rFonts w:ascii="Inter" w:eastAsia="Inter" w:hAnsi="Inter" w:cs="Inter"/>
@@ -164,6 +108,39 @@
     </w:p>
     <w:p>
       <w:pPr>
+        <w:spacing w:after="240"/>
+        <w:ind w:right="147"/>
+        <w:rPr>
+          <w:rFonts w:ascii="Inter" w:eastAsia="Inter" w:hAnsi="Inter" w:cs="Inter"/>
+        </w:rPr>
+      </w:pPr>
+      <w:r>
+        <w:rPr>
+          <w:rFonts w:ascii="Inter" w:eastAsia="Inter" w:hAnsi="Inter" w:cs="Inter"/>
+        </w:rPr>
+        <w:t xml:space="preserve">LinkedIn: </w:t>
+      </w:r>
+      <w:hyperlink r:id="rId10">
+        <w:r>
+          <w:rPr>
+            <w:rFonts w:ascii="Inter" w:eastAsia="Inter" w:hAnsi="Inter" w:cs="Inter"/>
+            <w:color w:val="1155CC"/>
+            <w:u w:val="single"/>
+          </w:rPr>
+          <w:t>www.l</w:t>
+        </w:r>
+        <w:r>
+          <w:rPr>
+            <w:rFonts w:ascii="Inter" w:eastAsia="Inter" w:hAnsi="Inter" w:cs="Inter"/>
+            <w:color w:val="1155CC"/>
+            <w:u w:val="single"/>
+          </w:rPr>
+          <w:t>inkedin.com/in/javier-robles-samar/</w:t>
+        </w:r>
+      </w:hyperlink>
+    </w:p>
+    <w:p>
+      <w:pPr>
         <w:rPr>
           <w:rFonts w:ascii="Inter" w:eastAsia="Inter" w:hAnsi="Inter" w:cs="Inter"/>
           <w:b/>
@@ -192,13 +169,73 @@
         <w:rPr>
           <w:rFonts w:ascii="Inter" w:eastAsia="Inter" w:hAnsi="Inter" w:cs="Inter"/>
         </w:rPr>
-        <w:t>I'm a full stack developer, proficient in Python and JavaScript. Creative problem solver with a strong passion for independent learning, collaboration, and creating unique human-centered interfaces. Data Analytics and Visualization certificate. Mechatronics engineering bachelor and background</w:t>
-      </w:r>
-      <w:r>
-        <w:rPr>
-          <w:rFonts w:ascii="Inter" w:eastAsia="Inter" w:hAnsi="Inter" w:cs="Inter"/>
-        </w:rPr>
-        <w:t xml:space="preserve"> in manufacturing</w:t>
+        <w:t xml:space="preserve">I'm a full stack </w:t>
+      </w:r>
+      <w:r>
+        <w:rPr>
+          <w:rFonts w:ascii="Inter" w:eastAsia="Inter" w:hAnsi="Inter" w:cs="Inter"/>
+        </w:rPr>
+        <w:t>software enginee</w:t>
+      </w:r>
+      <w:r>
+        <w:rPr>
+          <w:rFonts w:ascii="Inter" w:eastAsia="Inter" w:hAnsi="Inter" w:cs="Inter"/>
+        </w:rPr>
+        <w:t>r,</w:t>
+      </w:r>
+      <w:r>
+        <w:rPr>
+          <w:rFonts w:ascii="Inter" w:eastAsia="Inter" w:hAnsi="Inter" w:cs="Inter"/>
+        </w:rPr>
+        <w:t xml:space="preserve"> </w:t>
+      </w:r>
+      <w:r>
+        <w:rPr>
+          <w:rFonts w:ascii="Inter" w:eastAsia="Inter" w:hAnsi="Inter" w:cs="Inter"/>
+        </w:rPr>
+        <w:t>p</w:t>
+      </w:r>
+      <w:r>
+        <w:rPr>
+          <w:rFonts w:ascii="Inter" w:eastAsia="Inter" w:hAnsi="Inter" w:cs="Inter"/>
+        </w:rPr>
+        <w:t>roficient</w:t>
+      </w:r>
+      <w:r>
+        <w:rPr>
+          <w:rFonts w:ascii="Inter" w:eastAsia="Inter" w:hAnsi="Inter" w:cs="Inter"/>
+        </w:rPr>
+        <w:t xml:space="preserve"> in Python and JavaScript. Creative problem solver with a strong passion for independent learning, collaboration, and creating unique human-centered interfaces. Data Analytics and Visualization certificate.</w:t>
+      </w:r>
+      <w:r>
+        <w:rPr>
+          <w:rFonts w:ascii="Inter" w:eastAsia="Inter" w:hAnsi="Inter" w:cs="Inter"/>
+        </w:rPr>
+        <w:t xml:space="preserve"> B</w:t>
+      </w:r>
+      <w:r>
+        <w:rPr>
+          <w:rFonts w:ascii="Inter" w:eastAsia="Inter" w:hAnsi="Inter" w:cs="Inter"/>
+        </w:rPr>
+        <w:t>ackground</w:t>
+      </w:r>
+      <w:r>
+        <w:rPr>
+          <w:rFonts w:ascii="Inter" w:eastAsia="Inter" w:hAnsi="Inter" w:cs="Inter"/>
+        </w:rPr>
+        <w:t xml:space="preserve"> in</w:t>
+      </w:r>
+      <w:r>
+        <w:rPr>
+          <w:rFonts w:ascii="Inter" w:eastAsia="Inter" w:hAnsi="Inter" w:cs="Inter"/>
+        </w:rPr>
+        <w:t xml:space="preserve"> Mechatronics engineering and</w:t>
+      </w:r>
+      <w:r>
+        <w:rPr>
+          <w:rFonts w:ascii="Inter" w:eastAsia="Inter" w:hAnsi="Inter" w:cs="Inter"/>
+        </w:rPr>
+        <w:t xml:space="preserve"> manufacturing</w:t>
       </w:r>
       <w:r>
         <w:rPr>
@@ -224,6 +261,510 @@
           <w:szCs w:val="36"/>
         </w:rPr>
         <w:t>Technical Skills</w:t>
+      </w:r>
+    </w:p>
+    <w:p>
+      <w:pPr>
+        <w:rPr>
+          <w:rFonts w:ascii="Inter" w:eastAsia="Inter" w:hAnsi="Inter" w:cs="Inter"/>
+        </w:rPr>
+      </w:pPr>
+      <w:r>
+        <w:rPr>
+          <w:rFonts w:ascii="Inter" w:eastAsia="Inter" w:hAnsi="Inter" w:cs="Inter"/>
+          <w:b/>
+        </w:rPr>
+        <w:t>Python:</w:t>
+      </w:r>
+      <w:r>
+        <w:rPr>
+          <w:rFonts w:ascii="Inter" w:eastAsia="Inter" w:hAnsi="Inter" w:cs="Inter"/>
+        </w:rPr>
+        <w:t xml:space="preserve"> </w:t>
+      </w:r>
+      <w:r>
+        <w:rPr>
+          <w:rFonts w:ascii="Inter" w:eastAsia="Inter" w:hAnsi="Inter" w:cs="Inter"/>
+          <w:i/>
+        </w:rPr>
+        <w:t>Django</w:t>
+      </w:r>
+      <w:r>
+        <w:rPr>
+          <w:rFonts w:ascii="Inter" w:eastAsia="Inter" w:hAnsi="Inter" w:cs="Inter"/>
+          <w:i/>
+        </w:rPr>
+        <w:t>, Django REST API</w:t>
+      </w:r>
+      <w:r>
+        <w:rPr>
+          <w:rFonts w:ascii="Inter" w:eastAsia="Inter" w:hAnsi="Inter" w:cs="Inter"/>
+          <w:i/>
+        </w:rPr>
+        <w:t>, Flask, SQLAlchemy,</w:t>
+      </w:r>
+      <w:r>
+        <w:rPr>
+          <w:rFonts w:ascii="Inter" w:eastAsia="Inter" w:hAnsi="Inter" w:cs="Inter"/>
+          <w:i/>
+        </w:rPr>
+        <w:t xml:space="preserve"> AWS API</w:t>
+      </w:r>
+      <w:r>
+        <w:rPr>
+          <w:rFonts w:ascii="Inter" w:eastAsia="Inter" w:hAnsi="Inter" w:cs="Inter"/>
+          <w:i/>
+        </w:rPr>
+        <w:t xml:space="preserve">, </w:t>
+      </w:r>
+      <w:r>
+        <w:rPr>
+          <w:rFonts w:ascii="Inter" w:eastAsia="Inter" w:hAnsi="Inter" w:cs="Inter"/>
+          <w:i/>
+        </w:rPr>
+        <w:t>Pillow</w:t>
+      </w:r>
+    </w:p>
+    <w:p>
+      <w:pPr>
+        <w:rPr>
+          <w:rFonts w:ascii="Inter" w:eastAsia="Inter" w:hAnsi="Inter" w:cs="Inter"/>
+        </w:rPr>
+      </w:pPr>
+      <w:r>
+        <w:rPr>
+          <w:rFonts w:ascii="Inter" w:eastAsia="Inter" w:hAnsi="Inter" w:cs="Inter"/>
+          <w:b/>
+        </w:rPr>
+        <w:t>JavaScript:</w:t>
+      </w:r>
+      <w:r>
+        <w:rPr>
+          <w:rFonts w:ascii="Inter" w:eastAsia="Inter" w:hAnsi="Inter" w:cs="Inter"/>
+        </w:rPr>
+        <w:t xml:space="preserve"> </w:t>
+      </w:r>
+      <w:r>
+        <w:rPr>
+          <w:rFonts w:ascii="Inter" w:eastAsia="Inter" w:hAnsi="Inter" w:cs="Inter"/>
+          <w:i/>
+        </w:rPr>
+        <w:t>React, React-Router,</w:t>
+      </w:r>
+      <w:r>
+        <w:rPr>
+          <w:rFonts w:ascii="Inter" w:eastAsia="Inter" w:hAnsi="Inter" w:cs="Inter"/>
+          <w:i/>
+        </w:rPr>
+        <w:t xml:space="preserve"> Typescript,</w:t>
+      </w:r>
+      <w:r>
+        <w:rPr>
+          <w:rFonts w:ascii="Inter" w:eastAsia="Inter" w:hAnsi="Inter" w:cs="Inter"/>
+          <w:i/>
+        </w:rPr>
+        <w:t xml:space="preserve"> Material UI,</w:t>
+      </w:r>
+      <w:r>
+        <w:rPr>
+          <w:rFonts w:ascii="Inter" w:eastAsia="Inter" w:hAnsi="Inter" w:cs="Inter"/>
+          <w:i/>
+        </w:rPr>
+        <w:t xml:space="preserve"> Motion,</w:t>
+      </w:r>
+      <w:r>
+        <w:rPr>
+          <w:rFonts w:ascii="Inter" w:eastAsia="Inter" w:hAnsi="Inter" w:cs="Inter"/>
+          <w:i/>
+        </w:rPr>
+        <w:t xml:space="preserve"> Plotly, Leaflet, Webpack</w:t>
+      </w:r>
+    </w:p>
+    <w:p>
+      <w:pPr>
+        <w:rPr>
+          <w:rFonts w:ascii="Inter" w:eastAsia="Inter" w:hAnsi="Inter" w:cs="Inter"/>
+        </w:rPr>
+      </w:pPr>
+      <w:r>
+        <w:rPr>
+          <w:rFonts w:ascii="Inter" w:eastAsia="Inter" w:hAnsi="Inter" w:cs="Inter"/>
+          <w:b/>
+        </w:rPr>
+        <w:t>CSS:</w:t>
+      </w:r>
+      <w:r>
+        <w:rPr>
+          <w:rFonts w:ascii="Inter" w:eastAsia="Inter" w:hAnsi="Inter" w:cs="Inter"/>
+          <w:i/>
+        </w:rPr>
+        <w:t xml:space="preserve"> </w:t>
+      </w:r>
+      <w:r>
+        <w:rPr>
+          <w:rFonts w:ascii="Inter" w:eastAsia="Inter" w:hAnsi="Inter" w:cs="Inter"/>
+          <w:i/>
+        </w:rPr>
+        <w:t>Tailwind CSS,</w:t>
+      </w:r>
+      <w:r>
+        <w:rPr>
+          <w:rFonts w:ascii="Inter" w:eastAsia="Inter" w:hAnsi="Inter" w:cs="Inter"/>
+        </w:rPr>
+        <w:t xml:space="preserve"> </w:t>
+      </w:r>
+      <w:r>
+        <w:rPr>
+          <w:rFonts w:ascii="Inter" w:eastAsia="Inter" w:hAnsi="Inter" w:cs="Inter"/>
+          <w:i/>
+        </w:rPr>
+        <w:t>Animations, Bootstrap, Transitions, Flexbox, Grid, Responsiveness</w:t>
+      </w:r>
+    </w:p>
+    <w:p>
+      <w:pPr>
+        <w:rPr>
+          <w:rFonts w:ascii="Inter" w:eastAsia="Inter" w:hAnsi="Inter" w:cs="Inter"/>
+        </w:rPr>
+      </w:pPr>
+      <w:r>
+        <w:rPr>
+          <w:rFonts w:ascii="Inter" w:eastAsia="Inter" w:hAnsi="Inter" w:cs="Inter"/>
+          <w:b/>
+        </w:rPr>
+        <w:t>Databases:</w:t>
+      </w:r>
+      <w:r>
+        <w:rPr>
+          <w:rFonts w:ascii="Inter" w:eastAsia="Inter" w:hAnsi="Inter" w:cs="Inter"/>
+        </w:rPr>
+        <w:t xml:space="preserve"> </w:t>
+      </w:r>
+      <w:r>
+        <w:rPr>
+          <w:rFonts w:ascii="Inter" w:eastAsia="Inter" w:hAnsi="Inter" w:cs="Inter"/>
+          <w:i/>
+        </w:rPr>
+        <w:t>SQLite, PostgreSQL, MongoDB, Google Firebase</w:t>
+      </w:r>
+    </w:p>
+    <w:p>
+      <w:pPr>
+        <w:rPr>
+          <w:rFonts w:ascii="Inter" w:eastAsia="Inter" w:hAnsi="Inter" w:cs="Inter"/>
+        </w:rPr>
+      </w:pPr>
+      <w:r>
+        <w:rPr>
+          <w:rFonts w:ascii="Inter" w:eastAsia="Inter" w:hAnsi="Inter" w:cs="Inter"/>
+          <w:b/>
+        </w:rPr>
+        <w:t>Amazon Web Services (AWS):</w:t>
+      </w:r>
+      <w:r>
+        <w:rPr>
+          <w:rFonts w:ascii="Inter" w:eastAsia="Inter" w:hAnsi="Inter" w:cs="Inter"/>
+        </w:rPr>
+        <w:t xml:space="preserve"> </w:t>
+      </w:r>
+      <w:r>
+        <w:rPr>
+          <w:rFonts w:ascii="Inter" w:eastAsia="Inter" w:hAnsi="Inter" w:cs="Inter"/>
+          <w:i/>
+        </w:rPr>
+        <w:t>S3, CloudFront</w:t>
+      </w:r>
+      <w:r>
+        <w:rPr>
+          <w:rFonts w:ascii="Inter" w:eastAsia="Inter" w:hAnsi="Inter" w:cs="Inter"/>
+          <w:i/>
+        </w:rPr>
+        <w:t xml:space="preserve">, email services (SES) </w:t>
+      </w:r>
+    </w:p>
+    <w:p>
+      <w:pPr>
+        <w:spacing w:after="240"/>
+        <w:rPr>
+          <w:rFonts w:ascii="Inter" w:eastAsia="Inter" w:hAnsi="Inter" w:cs="Inter"/>
+        </w:rPr>
+      </w:pPr>
+      <w:r>
+        <w:rPr>
+          <w:rFonts w:ascii="Inter" w:eastAsia="Inter" w:hAnsi="Inter" w:cs="Inter"/>
+          <w:b/>
+        </w:rPr>
+        <w:t xml:space="preserve">Version Control: </w:t>
+      </w:r>
+      <w:r>
+        <w:rPr>
+          <w:rFonts w:ascii="Inter" w:eastAsia="Inter" w:hAnsi="Inter" w:cs="Inter"/>
+          <w:i/>
+        </w:rPr>
+        <w:t>GitHub</w:t>
+      </w:r>
+    </w:p>
+    <w:p>
+      <w:pPr>
+        <w:rPr>
+          <w:rFonts w:ascii="Inter" w:eastAsia="Inter" w:hAnsi="Inter" w:cs="Inter"/>
+          <w:b/>
+          <w:sz w:val="36"/>
+          <w:szCs w:val="36"/>
+        </w:rPr>
+      </w:pPr>
+      <w:r>
+        <w:rPr>
+          <w:rFonts w:ascii="Inter" w:eastAsia="Inter" w:hAnsi="Inter" w:cs="Inter"/>
+          <w:b/>
+          <w:sz w:val="36"/>
+          <w:szCs w:val="36"/>
+        </w:rPr>
+        <w:t>Freelance Full Stack</w:t>
+      </w:r>
+      <w:r>
+        <w:rPr>
+          <w:rFonts w:ascii="Inter" w:eastAsia="Inter" w:hAnsi="Inter" w:cs="Inter"/>
+          <w:b/>
+          <w:sz w:val="36"/>
+          <w:szCs w:val="36"/>
+        </w:rPr>
+        <w:t xml:space="preserve"> E</w:t>
+      </w:r>
+      <w:r>
+        <w:rPr>
+          <w:rFonts w:ascii="Inter" w:eastAsia="Inter" w:hAnsi="Inter" w:cs="Inter"/>
+          <w:b/>
+          <w:sz w:val="36"/>
+          <w:szCs w:val="36"/>
+        </w:rPr>
+        <w:t>xperience</w:t>
+      </w:r>
+    </w:p>
+    <w:p>
+      <w:pPr>
+        <w:rPr>
+          <w:rFonts w:ascii="Inter" w:eastAsia="Inter" w:hAnsi="Inter" w:cs="Inter"/>
+          <w:b/>
+          <w:sz w:val="24"/>
+          <w:szCs w:val="24"/>
+          <w:lang w:val="es-US"/>
+        </w:rPr>
+      </w:pPr>
+      <w:r>
+        <w:rPr>
+          <w:rFonts w:ascii="Inter" w:eastAsia="Inter" w:hAnsi="Inter" w:cs="Inter"/>
+          <w:b/>
+          <w:sz w:val="24"/>
+          <w:szCs w:val="24"/>
+          <w:lang w:val="es-US"/>
+        </w:rPr>
+        <w:t>Lavandería Coco</w:t>
+      </w:r>
+      <w:r>
+        <w:rPr>
+          <w:rFonts w:ascii="Inter" w:eastAsia="Inter" w:hAnsi="Inter" w:cs="Inter"/>
+          <w:b/>
+          <w:sz w:val="24"/>
+          <w:szCs w:val="24"/>
+          <w:lang w:val="es-US"/>
+        </w:rPr>
+        <w:t>:</w:t>
+      </w:r>
+      <w:r>
+        <w:rPr>
+          <w:rFonts w:ascii="Inter" w:eastAsia="Inter" w:hAnsi="Inter" w:cs="Inter"/>
+          <w:b/>
+          <w:sz w:val="24"/>
+          <w:szCs w:val="24"/>
+          <w:lang w:val="es-US"/>
+        </w:rPr>
+        <w:t xml:space="preserve"> </w:t>
+      </w:r>
+      <w:hyperlink r:id="rId11" w:history="1">
+        <w:r>
+          <w:rPr>
+            <w:rStyle w:val="Hyperlink"/>
+            <w:rFonts w:ascii="Inter" w:eastAsia="Inter" w:hAnsi="Inter" w:cs="Inter"/>
+            <w:b/>
+            <w:color w:val="0070C0"/>
+            <w:sz w:val="24"/>
+            <w:szCs w:val="24"/>
+            <w:lang w:val="es-US"/>
+          </w:rPr>
+          <w:t>www.LavanderiaCoco.com</w:t>
+        </w:r>
+      </w:hyperlink>
+      <w:r>
+        <w:rPr>
+          <w:rFonts w:ascii="Inter" w:eastAsia="Inter" w:hAnsi="Inter" w:cs="Inter"/>
+          <w:b/>
+          <w:sz w:val="24"/>
+          <w:szCs w:val="24"/>
+          <w:lang w:val="es-US"/>
+        </w:rPr>
+        <w:t xml:space="preserve"> </w:t>
+      </w:r>
+      <w:r>
+        <w:rPr>
+          <w:rFonts w:ascii="Inter" w:eastAsia="Inter" w:hAnsi="Inter" w:cs="Inter"/>
+          <w:b/>
+          <w:sz w:val="24"/>
+          <w:szCs w:val="24"/>
+          <w:lang w:val="es-US"/>
+        </w:rPr>
+        <w:tab/>
+      </w:r>
+      <w:r>
+        <w:rPr>
+          <w:rFonts w:ascii="Inter" w:eastAsia="Inter" w:hAnsi="Inter" w:cs="Inter"/>
+          <w:b/>
+          <w:sz w:val="24"/>
+          <w:szCs w:val="24"/>
+          <w:lang w:val="es-US"/>
+        </w:rPr>
+        <w:tab/>
+      </w:r>
+      <w:proofErr w:type="spellStart"/>
+      <w:r>
+        <w:rPr>
+          <w:rFonts w:ascii="Inter" w:eastAsia="Inter" w:hAnsi="Inter" w:cs="Inter"/>
+          <w:b/>
+          <w:sz w:val="24"/>
+          <w:szCs w:val="24"/>
+          <w:lang w:val="es-US"/>
+        </w:rPr>
+        <w:t>Dec</w:t>
+      </w:r>
+      <w:proofErr w:type="spellEnd"/>
+      <w:r>
+        <w:rPr>
+          <w:rFonts w:ascii="Inter" w:eastAsia="Inter" w:hAnsi="Inter" w:cs="Inter"/>
+          <w:b/>
+          <w:sz w:val="24"/>
+          <w:szCs w:val="24"/>
+          <w:lang w:val="es-US"/>
+        </w:rPr>
+        <w:t xml:space="preserve"> 2024 - Feb 202</w:t>
+      </w:r>
+      <w:r>
+        <w:rPr>
+          <w:rFonts w:ascii="Inter" w:eastAsia="Inter" w:hAnsi="Inter" w:cs="Inter"/>
+          <w:b/>
+          <w:sz w:val="24"/>
+          <w:szCs w:val="24"/>
+          <w:lang w:val="es-US"/>
+        </w:rPr>
+        <w:t>5</w:t>
+      </w:r>
+    </w:p>
+    <w:p>
+      <w:pPr>
+        <w:rPr>
+          <w:rFonts w:ascii="Inter" w:eastAsia="Inter" w:hAnsi="Inter" w:cs="Inter"/>
+        </w:rPr>
+      </w:pPr>
+      <w:r>
+        <w:rPr>
+          <w:rFonts w:ascii="Inter" w:eastAsia="Inter" w:hAnsi="Inter" w:cs="Inter"/>
+        </w:rPr>
+        <w:t>Developed a full stack web application</w:t>
+      </w:r>
+      <w:r>
+        <w:rPr>
+          <w:rFonts w:ascii="Inter" w:eastAsia="Inter" w:hAnsi="Inter" w:cs="Inter"/>
+        </w:rPr>
+        <w:t xml:space="preserve"> for a local laundry servic</w:t>
+      </w:r>
+      <w:r>
+        <w:rPr>
+          <w:rFonts w:ascii="Inter" w:eastAsia="Inter" w:hAnsi="Inter" w:cs="Inter"/>
+        </w:rPr>
+        <w:t>e</w:t>
+      </w:r>
+      <w:r>
+        <w:rPr>
+          <w:rFonts w:ascii="Inter" w:eastAsia="Inter" w:hAnsi="Inter" w:cs="Inter"/>
+        </w:rPr>
+        <w:t>. T</w:t>
+      </w:r>
+      <w:r>
+        <w:rPr>
+          <w:rFonts w:ascii="Inter" w:eastAsia="Inter" w:hAnsi="Inter" w:cs="Inter"/>
+        </w:rPr>
+        <w:t xml:space="preserve">he website </w:t>
+      </w:r>
+      <w:r>
+        <w:rPr>
+          <w:rFonts w:ascii="Inter" w:eastAsia="Inter" w:hAnsi="Inter" w:cs="Inter"/>
+        </w:rPr>
+        <w:t>admin</w:t>
+      </w:r>
+      <w:r>
+        <w:rPr>
+          <w:rFonts w:ascii="Inter" w:eastAsia="Inter" w:hAnsi="Inter" w:cs="Inter"/>
+        </w:rPr>
+        <w:t xml:space="preserve">istrator can </w:t>
+      </w:r>
+      <w:r>
+        <w:rPr>
+          <w:rFonts w:ascii="Inter" w:eastAsia="Inter" w:hAnsi="Inter" w:cs="Inter"/>
+        </w:rPr>
+        <w:t>manage clients,</w:t>
+      </w:r>
+      <w:r>
+        <w:rPr>
+          <w:rFonts w:ascii="Inter" w:eastAsia="Inter" w:hAnsi="Inter" w:cs="Inter"/>
+        </w:rPr>
+        <w:t xml:space="preserve"> orders, line items and cash flow</w:t>
+      </w:r>
+      <w:r>
+        <w:rPr>
+          <w:rFonts w:ascii="Inter" w:eastAsia="Inter" w:hAnsi="Inter" w:cs="Inter"/>
+        </w:rPr>
+        <w:t>. C</w:t>
+      </w:r>
+      <w:r>
+        <w:rPr>
+          <w:rFonts w:ascii="Inter" w:eastAsia="Inter" w:hAnsi="Inter" w:cs="Inter"/>
+        </w:rPr>
+        <w:t xml:space="preserve">ustomers can keep track of </w:t>
+      </w:r>
+      <w:r>
+        <w:rPr>
+          <w:rFonts w:ascii="Inter" w:eastAsia="Inter" w:hAnsi="Inter" w:cs="Inter"/>
+        </w:rPr>
+        <w:t xml:space="preserve">the progress of their </w:t>
+      </w:r>
+      <w:r>
+        <w:rPr>
+          <w:rFonts w:ascii="Inter" w:eastAsia="Inter" w:hAnsi="Inter" w:cs="Inter"/>
+        </w:rPr>
+        <w:t>orders</w:t>
+      </w:r>
+      <w:r>
+        <w:rPr>
+          <w:rFonts w:ascii="Inter" w:eastAsia="Inter" w:hAnsi="Inter" w:cs="Inter"/>
+        </w:rPr>
+        <w:t xml:space="preserve"> via</w:t>
+      </w:r>
+      <w:r>
+        <w:rPr>
+          <w:rFonts w:ascii="Inter" w:eastAsia="Inter" w:hAnsi="Inter" w:cs="Inter"/>
+        </w:rPr>
+        <w:t xml:space="preserve"> WhatsApp</w:t>
+      </w:r>
+      <w:r>
+        <w:rPr>
+          <w:rFonts w:ascii="Inter" w:eastAsia="Inter" w:hAnsi="Inter" w:cs="Inter"/>
+        </w:rPr>
+        <w:t xml:space="preserve"> notifications</w:t>
+      </w:r>
+      <w:r>
+        <w:rPr>
+          <w:rFonts w:ascii="Inter" w:eastAsia="Inter" w:hAnsi="Inter" w:cs="Inter"/>
+        </w:rPr>
+        <w:t>.</w:t>
       </w:r>
     </w:p>
     <w:p>
@@ -233,37 +774,63 @@
           <w:ilvl w:val="0"/>
           <w:numId w:val="2"/>
         </w:numPr>
-        <w:spacing w:after="240" w:line="240" w:lineRule="auto"/>
-        <w:rPr>
-          <w:rFonts w:ascii="Inter" w:eastAsia="Inter" w:hAnsi="Inter" w:cs="Inter"/>
-        </w:rPr>
-      </w:pPr>
-      <w:r>
-        <w:rPr>
-          <w:rFonts w:ascii="Inter" w:eastAsia="Inter" w:hAnsi="Inter" w:cs="Inter"/>
-          <w:b/>
-        </w:rPr>
-        <w:t>Python:</w:t>
-      </w:r>
-      <w:r>
-        <w:rPr>
-          <w:rFonts w:ascii="Inter" w:eastAsia="Inter" w:hAnsi="Inter" w:cs="Inter"/>
-        </w:rPr>
-        <w:t xml:space="preserve"> </w:t>
-      </w:r>
-      <w:r>
-        <w:rPr>
-          <w:rFonts w:ascii="Inter" w:eastAsia="Inter" w:hAnsi="Inter" w:cs="Inter"/>
-          <w:i/>
-        </w:rPr>
-        <w:t>Django, Flask, SQLAlchemy, Pandas, Jupyter Notebooks, Beautiful Soup, Pillow, Plotly, Matplotlib, TensorFlow</w:t>
-      </w:r>
-      <w:r>
-        <w:rPr>
-          <w:rFonts w:ascii="Inter" w:eastAsia="Inter" w:hAnsi="Inter" w:cs="Inter"/>
-          <w:i/>
-        </w:rPr>
-        <w:t>, Scikit-learn</w:t>
+        <w:rPr>
+          <w:rFonts w:ascii="Inter" w:eastAsia="Inter" w:hAnsi="Inter" w:cs="Inter"/>
+        </w:rPr>
+      </w:pPr>
+      <w:r>
+        <w:rPr>
+          <w:rFonts w:ascii="Inter" w:eastAsia="Inter" w:hAnsi="Inter" w:cs="Inter"/>
+        </w:rPr>
+        <w:t xml:space="preserve">Created a </w:t>
+      </w:r>
+      <w:r>
+        <w:rPr>
+          <w:rFonts w:ascii="Inter" w:eastAsia="Inter" w:hAnsi="Inter" w:cs="Inter"/>
+        </w:rPr>
+        <w:t>Django back end,</w:t>
+      </w:r>
+      <w:r>
+        <w:rPr>
+          <w:rFonts w:ascii="Inter" w:eastAsia="Inter" w:hAnsi="Inter" w:cs="Inter"/>
+        </w:rPr>
+        <w:t xml:space="preserve"> with</w:t>
+      </w:r>
+      <w:r>
+        <w:rPr>
+          <w:rFonts w:ascii="Inter" w:eastAsia="Inter" w:hAnsi="Inter" w:cs="Inter"/>
+        </w:rPr>
+        <w:t xml:space="preserve"> user authentication,</w:t>
+      </w:r>
+      <w:r>
+        <w:rPr>
+          <w:rFonts w:ascii="Inter" w:eastAsia="Inter" w:hAnsi="Inter" w:cs="Inter"/>
+        </w:rPr>
+        <w:t xml:space="preserve"> and</w:t>
+      </w:r>
+      <w:r>
+        <w:rPr>
+          <w:rFonts w:ascii="Inter" w:eastAsia="Inter" w:hAnsi="Inter" w:cs="Inter"/>
+        </w:rPr>
+        <w:t xml:space="preserve"> Django </w:t>
+      </w:r>
+      <w:r>
+        <w:rPr>
+          <w:rFonts w:ascii="Inter" w:eastAsia="Inter" w:hAnsi="Inter" w:cs="Inter"/>
+        </w:rPr>
+        <w:t xml:space="preserve">API SQL database </w:t>
+      </w:r>
+      <w:r>
+        <w:rPr>
+          <w:rFonts w:ascii="Inter" w:eastAsia="Inter" w:hAnsi="Inter" w:cs="Inter"/>
+        </w:rPr>
+        <w:t>ORM optimized for aggregations and quick querying</w:t>
+      </w:r>
+      <w:r>
+        <w:rPr>
+          <w:rFonts w:ascii="Inter" w:eastAsia="Inter" w:hAnsi="Inter" w:cs="Inter"/>
+        </w:rPr>
+        <w:t>.</w:t>
       </w:r>
     </w:p>
     <w:p>
@@ -273,17 +840,22 @@
           <w:ilvl w:val="0"/>
           <w:numId w:val="2"/>
         </w:numPr>
-        <w:spacing w:after="240" w:line="240" w:lineRule="auto"/>
-        <w:rPr>
-          <w:rFonts w:ascii="Inter" w:eastAsia="Inter" w:hAnsi="Inter" w:cs="Inter"/>
-        </w:rPr>
-      </w:pPr>
-      <w:r>
-        <w:rPr>
-          <w:rFonts w:ascii="Inter" w:eastAsia="Inter" w:hAnsi="Inter" w:cs="Inter"/>
-          <w:b/>
-        </w:rPr>
-        <w:t>JavaScript:</w:t>
+        <w:spacing w:after="240"/>
+        <w:rPr>
+          <w:rFonts w:ascii="Inter" w:eastAsia="Inter" w:hAnsi="Inter" w:cs="Inter"/>
+        </w:rPr>
+      </w:pPr>
+      <w:r>
+        <w:rPr>
+          <w:rFonts w:ascii="Inter" w:eastAsia="Inter" w:hAnsi="Inter" w:cs="Inter"/>
+        </w:rPr>
+        <w:t xml:space="preserve">Implemented </w:t>
+      </w:r>
+      <w:r>
+        <w:rPr>
+          <w:rFonts w:ascii="Inter" w:eastAsia="Inter" w:hAnsi="Inter" w:cs="Inter"/>
+        </w:rPr>
+        <w:t>a clean UI,</w:t>
       </w:r>
       <w:r>
         <w:rPr>
@@ -294,9 +866,98 @@
       <w:r>
         <w:rPr>
           <w:rFonts w:ascii="Inter" w:eastAsia="Inter" w:hAnsi="Inter" w:cs="Inter"/>
-          <w:i/>
-        </w:rPr>
-        <w:t>React, React-Router, Material UI, Plotly, Leaflet, Webpack</w:t>
+        </w:rPr>
+        <w:t>optimizing</w:t>
+      </w:r>
+      <w:r>
+        <w:rPr>
+          <w:rFonts w:ascii="Inter" w:eastAsia="Inter" w:hAnsi="Inter" w:cs="Inter"/>
+        </w:rPr>
+        <w:t xml:space="preserve"> space</w:t>
+      </w:r>
+      <w:r>
+        <w:rPr>
+          <w:rFonts w:ascii="Inter" w:eastAsia="Inter" w:hAnsi="Inter" w:cs="Inter"/>
+        </w:rPr>
+        <w:t xml:space="preserve"> </w:t>
+      </w:r>
+      <w:r>
+        <w:rPr>
+          <w:rFonts w:ascii="Inter" w:eastAsia="Inter" w:hAnsi="Inter" w:cs="Inter"/>
+        </w:rPr>
+        <w:t>to ensure</w:t>
+      </w:r>
+      <w:r>
+        <w:rPr>
+          <w:rFonts w:ascii="Inter" w:eastAsia="Inter" w:hAnsi="Inter" w:cs="Inter"/>
+        </w:rPr>
+        <w:t xml:space="preserve"> responsive functionality, </w:t>
+      </w:r>
+      <w:r>
+        <w:rPr>
+          <w:rFonts w:ascii="Inter" w:eastAsia="Inter" w:hAnsi="Inter" w:cs="Inter"/>
+        </w:rPr>
+        <w:t>front end features</w:t>
+      </w:r>
+      <w:r>
+        <w:rPr>
+          <w:rFonts w:ascii="Inter" w:eastAsia="Inter" w:hAnsi="Inter" w:cs="Inter"/>
+        </w:rPr>
+        <w:t xml:space="preserve"> components built with</w:t>
+      </w:r>
+      <w:r>
+        <w:rPr>
+          <w:rFonts w:ascii="Inter" w:eastAsia="Inter" w:hAnsi="Inter" w:cs="Inter"/>
+        </w:rPr>
+        <w:t xml:space="preserve"> </w:t>
+      </w:r>
+      <w:r>
+        <w:rPr>
+          <w:rFonts w:ascii="Inter" w:eastAsia="Inter" w:hAnsi="Inter" w:cs="Inter"/>
+        </w:rPr>
+        <w:t>React.js</w:t>
+      </w:r>
+      <w:r>
+        <w:rPr>
+          <w:rFonts w:ascii="Inter" w:eastAsia="Inter" w:hAnsi="Inter" w:cs="Inter"/>
+        </w:rPr>
+        <w:t>,</w:t>
+      </w:r>
+      <w:r>
+        <w:rPr>
+          <w:rFonts w:ascii="Inter" w:eastAsia="Inter" w:hAnsi="Inter" w:cs="Inter"/>
+        </w:rPr>
+        <w:t xml:space="preserve"> React Router,</w:t>
+      </w:r>
+      <w:r>
+        <w:rPr>
+          <w:rFonts w:ascii="Inter" w:eastAsia="Inter" w:hAnsi="Inter" w:cs="Inter"/>
+        </w:rPr>
+        <w:t xml:space="preserve"> </w:t>
+      </w:r>
+      <w:r>
+        <w:rPr>
+          <w:rFonts w:ascii="Inter" w:eastAsia="Inter" w:hAnsi="Inter" w:cs="Inter"/>
+        </w:rPr>
+        <w:t>Tailwind CSS</w:t>
+      </w:r>
+      <w:r>
+        <w:rPr>
+          <w:rFonts w:ascii="Inter" w:eastAsia="Inter" w:hAnsi="Inter" w:cs="Inter"/>
+        </w:rPr>
+        <w:t>, google icons</w:t>
+      </w:r>
+      <w:r>
+        <w:rPr>
+          <w:rFonts w:ascii="Inter" w:eastAsia="Inter" w:hAnsi="Inter" w:cs="Inter"/>
+        </w:rPr>
+        <w:t xml:space="preserve"> and</w:t>
+      </w:r>
+      <w:r>
+        <w:rPr>
+          <w:rFonts w:ascii="Inter" w:eastAsia="Inter" w:hAnsi="Inter" w:cs="Inter"/>
+        </w:rPr>
+        <w:t xml:space="preserve"> Plotly.</w:t>
       </w:r>
     </w:p>
     <w:p>
@@ -306,315 +967,207 @@
           <w:ilvl w:val="0"/>
           <w:numId w:val="2"/>
         </w:numPr>
-        <w:spacing w:after="240" w:line="240" w:lineRule="auto"/>
-        <w:rPr>
-          <w:rFonts w:ascii="Inter" w:eastAsia="Inter" w:hAnsi="Inter" w:cs="Inter"/>
-        </w:rPr>
-      </w:pPr>
-      <w:r>
-        <w:rPr>
-          <w:rFonts w:ascii="Inter" w:eastAsia="Inter" w:hAnsi="Inter" w:cs="Inter"/>
-          <w:b/>
-        </w:rPr>
-        <w:t>CSS:</w:t>
-      </w:r>
-      <w:r>
-        <w:rPr>
-          <w:rFonts w:ascii="Inter" w:eastAsia="Inter" w:hAnsi="Inter" w:cs="Inter"/>
-          <w:i/>
+        <w:spacing w:after="240"/>
+        <w:rPr>
+          <w:rFonts w:ascii="Inter" w:eastAsia="Inter" w:hAnsi="Inter" w:cs="Inter"/>
+        </w:rPr>
+      </w:pPr>
+      <w:r>
+        <w:rPr>
+          <w:rFonts w:ascii="Inter" w:eastAsia="Inter" w:hAnsi="Inter" w:cs="Inter"/>
+        </w:rPr>
+        <w:t>Managed the full development lifecycle, from initial design through deployment.</w:t>
+      </w:r>
+    </w:p>
+    <w:p>
+      <w:pPr>
+        <w:rPr>
+          <w:rFonts w:ascii="Inter" w:eastAsia="Inter" w:hAnsi="Inter" w:cs="Inter"/>
+          <w:b/>
+          <w:sz w:val="24"/>
+          <w:szCs w:val="24"/>
+        </w:rPr>
+      </w:pPr>
+      <w:r>
+        <w:rPr>
+          <w:rFonts w:ascii="Inter" w:eastAsia="Inter" w:hAnsi="Inter" w:cs="Inter"/>
+          <w:b/>
+          <w:sz w:val="24"/>
+          <w:szCs w:val="24"/>
+        </w:rPr>
+        <w:t>Etiqueta Sana</w:t>
+      </w:r>
+      <w:r>
+        <w:rPr>
+          <w:rFonts w:ascii="Inter" w:eastAsia="Inter" w:hAnsi="Inter" w:cs="Inter"/>
+          <w:b/>
+          <w:sz w:val="24"/>
+          <w:szCs w:val="24"/>
+        </w:rPr>
+        <w:t>:</w:t>
+      </w:r>
+      <w:r>
+        <w:rPr>
+          <w:rFonts w:ascii="Inter" w:eastAsia="Inter" w:hAnsi="Inter" w:cs="Inter"/>
+          <w:b/>
+          <w:sz w:val="24"/>
+          <w:szCs w:val="24"/>
         </w:rPr>
         <w:t xml:space="preserve"> </w:t>
       </w:r>
-      <w:r>
-        <w:rPr>
-          <w:rFonts w:ascii="Inter" w:eastAsia="Inter" w:hAnsi="Inter" w:cs="Inter"/>
-          <w:i/>
-        </w:rPr>
-        <w:t>Tailwind CSS,</w:t>
-      </w:r>
-      <w:r>
-        <w:rPr>
-          <w:rFonts w:ascii="Inter" w:eastAsia="Inter" w:hAnsi="Inter" w:cs="Inter"/>
-        </w:rPr>
-        <w:t xml:space="preserve"> </w:t>
-      </w:r>
-      <w:r>
-        <w:rPr>
-          <w:rFonts w:ascii="Inter" w:eastAsia="Inter" w:hAnsi="Inter" w:cs="Inter"/>
-          <w:i/>
-        </w:rPr>
-        <w:t>Animations, Bootstrap, Transitions, Flexbox, Grid, Responsiveness</w:t>
-      </w:r>
-    </w:p>
-    <w:p>
-      <w:pPr>
-        <w:pStyle w:val="ListParagraph"/>
-        <w:numPr>
-          <w:ilvl w:val="0"/>
-          <w:numId w:val="2"/>
-        </w:numPr>
-        <w:spacing w:after="240" w:line="240" w:lineRule="auto"/>
-        <w:rPr>
-          <w:rFonts w:ascii="Inter" w:eastAsia="Inter" w:hAnsi="Inter" w:cs="Inter"/>
-        </w:rPr>
-      </w:pPr>
-      <w:r>
-        <w:rPr>
-          <w:rFonts w:ascii="Inter" w:eastAsia="Inter" w:hAnsi="Inter" w:cs="Inter"/>
-          <w:b/>
-        </w:rPr>
-        <w:t>Databases:</w:t>
-      </w:r>
-      <w:r>
-        <w:rPr>
-          <w:rFonts w:ascii="Inter" w:eastAsia="Inter" w:hAnsi="Inter" w:cs="Inter"/>
-        </w:rPr>
-        <w:t xml:space="preserve"> </w:t>
-      </w:r>
-      <w:r>
-        <w:rPr>
-          <w:rFonts w:ascii="Inter" w:eastAsia="Inter" w:hAnsi="Inter" w:cs="Inter"/>
-          <w:i/>
-        </w:rPr>
-        <w:t>SQLite, PostgreSQL, MongoDB, Google Firebase</w:t>
-      </w:r>
-    </w:p>
-    <w:p>
-      <w:pPr>
-        <w:pStyle w:val="ListParagraph"/>
-        <w:numPr>
-          <w:ilvl w:val="0"/>
-          <w:numId w:val="2"/>
-        </w:numPr>
-        <w:spacing w:after="240" w:line="240" w:lineRule="auto"/>
-        <w:rPr>
-          <w:rFonts w:ascii="Inter" w:eastAsia="Inter" w:hAnsi="Inter" w:cs="Inter"/>
-        </w:rPr>
-      </w:pPr>
-      <w:r>
-        <w:rPr>
-          <w:rFonts w:ascii="Inter" w:eastAsia="Inter" w:hAnsi="Inter" w:cs="Inter"/>
-          <w:b/>
-        </w:rPr>
-        <w:t>Amazon Web Services (AWS):</w:t>
-      </w:r>
-      <w:r>
-        <w:rPr>
-          <w:rFonts w:ascii="Inter" w:eastAsia="Inter" w:hAnsi="Inter" w:cs="Inter"/>
-        </w:rPr>
-        <w:t xml:space="preserve"> </w:t>
-      </w:r>
-      <w:r>
-        <w:rPr>
-          <w:rFonts w:ascii="Inter" w:eastAsia="Inter" w:hAnsi="Inter" w:cs="Inter"/>
-          <w:i/>
-        </w:rPr>
-        <w:t>S3, CloudFront</w:t>
-      </w:r>
-    </w:p>
-    <w:p>
-      <w:pPr>
-        <w:pStyle w:val="ListParagraph"/>
-        <w:numPr>
-          <w:ilvl w:val="0"/>
-          <w:numId w:val="2"/>
-        </w:numPr>
-        <w:spacing w:after="240" w:line="240" w:lineRule="auto"/>
-        <w:rPr>
-          <w:rFonts w:ascii="Inter" w:eastAsia="Inter" w:hAnsi="Inter" w:cs="Inter"/>
-        </w:rPr>
-      </w:pPr>
-      <w:r>
-        <w:rPr>
-          <w:rFonts w:ascii="Inter" w:eastAsia="Inter" w:hAnsi="Inter" w:cs="Inter"/>
-          <w:b/>
-        </w:rPr>
-        <w:t xml:space="preserve">Version Control: </w:t>
-      </w:r>
-      <w:r>
-        <w:rPr>
-          <w:rFonts w:ascii="Inter" w:eastAsia="Inter" w:hAnsi="Inter" w:cs="Inter"/>
-          <w:i/>
-        </w:rPr>
-        <w:t>GitHub</w:t>
-      </w:r>
-    </w:p>
-    <w:p>
-      <w:pPr>
-        <w:rPr>
-          <w:rFonts w:ascii="Inter" w:eastAsia="Inter" w:hAnsi="Inter" w:cs="Inter"/>
-          <w:b/>
-          <w:sz w:val="36"/>
-          <w:szCs w:val="36"/>
-        </w:rPr>
-      </w:pPr>
-      <w:r>
-        <w:rPr>
-          <w:rFonts w:ascii="Inter" w:eastAsia="Inter" w:hAnsi="Inter" w:cs="Inter"/>
-          <w:b/>
-          <w:sz w:val="36"/>
-          <w:szCs w:val="36"/>
-        </w:rPr>
-        <w:t>Experience</w:t>
-      </w:r>
-    </w:p>
-    <w:p>
-      <w:pPr>
-        <w:spacing w:line="240" w:lineRule="auto"/>
-        <w:rPr>
-          <w:rFonts w:ascii="Inter" w:eastAsia="Inter" w:hAnsi="Inter" w:cs="Inter"/>
-          <w:b/>
-          <w:sz w:val="24"/>
-          <w:szCs w:val="24"/>
-        </w:rPr>
-      </w:pPr>
-      <w:r>
-        <w:rPr>
-          <w:rFonts w:ascii="Inter" w:eastAsia="Inter" w:hAnsi="Inter" w:cs="Inter"/>
-          <w:b/>
-          <w:sz w:val="24"/>
-          <w:szCs w:val="24"/>
-        </w:rPr>
-        <w:t>Freelance Full Stack Developer</w:t>
-      </w:r>
-    </w:p>
-    <w:p>
-      <w:pPr>
-        <w:spacing w:after="200" w:line="240" w:lineRule="auto"/>
-        <w:rPr>
-          <w:rFonts w:ascii="Inter" w:eastAsia="Inter" w:hAnsi="Inter" w:cs="Inter"/>
-          <w:b/>
-        </w:rPr>
-      </w:pPr>
-      <w:r>
-        <w:rPr>
-          <w:rFonts w:ascii="Inter" w:eastAsia="Inter" w:hAnsi="Inter" w:cs="Inter"/>
-          <w:i/>
-        </w:rPr>
-        <w:t>July 2023 - Currently</w:t>
-      </w:r>
-    </w:p>
-    <w:p>
-      <w:pPr>
-        <w:spacing w:line="240" w:lineRule="auto"/>
-        <w:rPr>
-          <w:rFonts w:ascii="Inter" w:eastAsia="Inter" w:hAnsi="Inter" w:cs="Inter"/>
-          <w:b/>
-          <w:iCs/>
-          <w:sz w:val="24"/>
-          <w:szCs w:val="24"/>
-        </w:rPr>
-      </w:pPr>
-      <w:r>
-        <w:rPr>
-          <w:rFonts w:ascii="Inter" w:eastAsia="Inter" w:hAnsi="Inter" w:cs="Inter"/>
-          <w:iCs/>
-        </w:rPr>
-        <w:t>Etiqueta Sana</w:t>
-      </w:r>
-      <w:r>
-        <w:rPr>
-          <w:rFonts w:ascii="Inter" w:eastAsia="Inter" w:hAnsi="Inter" w:cs="Inter"/>
-          <w:iCs/>
-        </w:rPr>
-        <w:t xml:space="preserve"> </w:t>
-      </w:r>
-      <w:r>
-        <w:rPr>
-          <w:rFonts w:ascii="Inter" w:eastAsia="Inter" w:hAnsi="Inter" w:cs="Inter"/>
-          <w:iCs/>
-        </w:rPr>
-        <w:t>|</w:t>
-      </w:r>
-      <w:r>
-        <w:rPr>
-          <w:rFonts w:ascii="Inter" w:eastAsia="Inter" w:hAnsi="Inter" w:cs="Inter"/>
-          <w:iCs/>
-        </w:rPr>
-        <w:t xml:space="preserve"> </w:t>
-      </w:r>
-      <w:hyperlink r:id="rId11" w:history="1">
+      <w:hyperlink r:id="rId12" w:history="1">
         <w:r>
           <w:rPr>
-            <w:bCs/>
-            <w:color w:val="1155CC"/>
+            <w:rFonts w:ascii="Inter" w:eastAsia="Inter" w:hAnsi="Inter" w:cs="Inter"/>
+            <w:b/>
+            <w:color w:val="0070C0"/>
+            <w:sz w:val="24"/>
+            <w:szCs w:val="24"/>
             <w:u w:val="single"/>
           </w:rPr>
           <w:t>www.</w:t>
         </w:r>
         <w:r>
           <w:rPr>
-            <w:bCs/>
-            <w:color w:val="1155CC"/>
+            <w:rFonts w:ascii="Inter" w:eastAsia="Inter" w:hAnsi="Inter" w:cs="Inter"/>
+            <w:b/>
+            <w:color w:val="0070C0"/>
+            <w:sz w:val="24"/>
+            <w:szCs w:val="24"/>
             <w:u w:val="single"/>
           </w:rPr>
           <w:t>E</w:t>
         </w:r>
         <w:r>
           <w:rPr>
-            <w:bCs/>
-            <w:color w:val="1155CC"/>
+            <w:rFonts w:ascii="Inter" w:eastAsia="Inter" w:hAnsi="Inter" w:cs="Inter"/>
+            <w:b/>
+            <w:color w:val="0070C0"/>
+            <w:sz w:val="24"/>
+            <w:szCs w:val="24"/>
             <w:u w:val="single"/>
           </w:rPr>
           <w:t>tiqueta</w:t>
         </w:r>
         <w:r>
           <w:rPr>
-            <w:bCs/>
-            <w:color w:val="1155CC"/>
+            <w:rFonts w:ascii="Inter" w:eastAsia="Inter" w:hAnsi="Inter" w:cs="Inter"/>
+            <w:b/>
+            <w:color w:val="0070C0"/>
+            <w:sz w:val="24"/>
+            <w:szCs w:val="24"/>
             <w:u w:val="single"/>
           </w:rPr>
           <w:t>S</w:t>
         </w:r>
         <w:r>
           <w:rPr>
-            <w:bCs/>
-            <w:color w:val="1155CC"/>
+            <w:rFonts w:ascii="Inter" w:eastAsia="Inter" w:hAnsi="Inter" w:cs="Inter"/>
+            <w:b/>
+            <w:color w:val="0070C0"/>
+            <w:sz w:val="24"/>
+            <w:szCs w:val="24"/>
             <w:u w:val="single"/>
           </w:rPr>
           <w:t>ana.com</w:t>
         </w:r>
       </w:hyperlink>
       <w:r>
+        <w:rPr>
+          <w:rFonts w:ascii="Inter" w:eastAsia="Inter" w:hAnsi="Inter" w:cs="Inter"/>
+          <w:b/>
+          <w:sz w:val="24"/>
+          <w:szCs w:val="24"/>
+        </w:rPr>
         <w:t xml:space="preserve"> </w:t>
       </w:r>
       <w:r>
-        <w:t>|</w:t>
-      </w:r>
-      <w:r>
-        <w:rPr>
-          <w:rFonts w:ascii="Inter" w:eastAsia="Inter" w:hAnsi="Inter" w:cs="Inter"/>
-          <w:iCs/>
-        </w:rPr>
-        <w:t xml:space="preserve"> </w:t>
-      </w:r>
-      <w:r>
-        <w:rPr>
-          <w:rFonts w:ascii="Inter" w:eastAsia="Inter" w:hAnsi="Inter" w:cs="Inter"/>
-          <w:iCs/>
-        </w:rPr>
-        <w:t xml:space="preserve">July 2023 - </w:t>
-      </w:r>
-      <w:r>
-        <w:rPr>
-          <w:rFonts w:ascii="Inter" w:eastAsia="Inter" w:hAnsi="Inter" w:cs="Inter"/>
-          <w:iCs/>
-        </w:rPr>
-        <w:t>October</w:t>
-      </w:r>
-      <w:r>
-        <w:rPr>
-          <w:rFonts w:ascii="Inter" w:eastAsia="Inter" w:hAnsi="Inter" w:cs="Inter"/>
-          <w:iCs/>
+        <w:rPr>
+          <w:rFonts w:ascii="Inter" w:eastAsia="Inter" w:hAnsi="Inter" w:cs="Inter"/>
+          <w:b/>
+          <w:sz w:val="24"/>
+          <w:szCs w:val="24"/>
+        </w:rPr>
+        <w:tab/>
+      </w:r>
+      <w:r>
+        <w:rPr>
+          <w:rFonts w:ascii="Inter" w:eastAsia="Inter" w:hAnsi="Inter" w:cs="Inter"/>
+          <w:b/>
+          <w:sz w:val="24"/>
+          <w:szCs w:val="24"/>
+        </w:rPr>
+        <w:tab/>
+      </w:r>
+      <w:r>
+        <w:rPr>
+          <w:rFonts w:ascii="Inter" w:eastAsia="Inter" w:hAnsi="Inter" w:cs="Inter"/>
+          <w:b/>
+          <w:sz w:val="24"/>
+          <w:szCs w:val="24"/>
+        </w:rPr>
+        <w:tab/>
+      </w:r>
+      <w:r>
+        <w:rPr>
+          <w:rFonts w:ascii="Inter" w:eastAsia="Inter" w:hAnsi="Inter" w:cs="Inter"/>
+          <w:b/>
+          <w:sz w:val="24"/>
+          <w:szCs w:val="24"/>
+        </w:rPr>
+        <w:t xml:space="preserve">Jul 2023 - </w:t>
+      </w:r>
+      <w:r>
+        <w:rPr>
+          <w:rFonts w:ascii="Inter" w:eastAsia="Inter" w:hAnsi="Inter" w:cs="Inter"/>
+          <w:b/>
+          <w:sz w:val="24"/>
+          <w:szCs w:val="24"/>
+        </w:rPr>
+        <w:t>Oct</w:t>
+      </w:r>
+      <w:r>
+        <w:rPr>
+          <w:rFonts w:ascii="Inter" w:eastAsia="Inter" w:hAnsi="Inter" w:cs="Inter"/>
+          <w:b/>
+          <w:sz w:val="24"/>
+          <w:szCs w:val="24"/>
         </w:rPr>
         <w:t xml:space="preserve"> 202</w:t>
       </w:r>
       <w:r>
         <w:rPr>
           <w:rFonts w:ascii="Inter" w:eastAsia="Inter" w:hAnsi="Inter" w:cs="Inter"/>
-          <w:iCs/>
+          <w:b/>
+          <w:sz w:val="24"/>
+          <w:szCs w:val="24"/>
         </w:rPr>
         <w:t>4</w:t>
+      </w:r>
+    </w:p>
+    <w:p>
+      <w:pPr>
+        <w:rPr>
+          <w:rFonts w:ascii="Inter" w:eastAsia="Inter" w:hAnsi="Inter" w:cs="Inter"/>
+        </w:rPr>
+      </w:pPr>
+      <w:r>
+        <w:rPr>
+          <w:rFonts w:ascii="Inter" w:eastAsia="Inter" w:hAnsi="Inter" w:cs="Inter"/>
+        </w:rPr>
+        <w:t xml:space="preserve">Web application and content management system for </w:t>
+      </w:r>
+      <w:r>
+        <w:rPr>
+          <w:rFonts w:ascii="Inter" w:eastAsia="Inter" w:hAnsi="Inter" w:cs="Inter"/>
+        </w:rPr>
+        <w:t>nutritionists</w:t>
+      </w:r>
+      <w:r>
+        <w:rPr>
+          <w:rFonts w:ascii="Inter" w:eastAsia="Inter" w:hAnsi="Inter" w:cs="Inter"/>
+        </w:rPr>
+        <w:t>, enabling collaboration on custom meal plans, client-specific recipes, a live food database, progress tracking, and blog management.</w:t>
       </w:r>
     </w:p>
     <w:p>
@@ -624,28 +1177,28 @@
           <w:ilvl w:val="0"/>
           <w:numId w:val="2"/>
         </w:numPr>
-        <w:spacing w:after="240" w:line="240" w:lineRule="auto"/>
-        <w:rPr>
-          <w:rFonts w:ascii="Inter" w:eastAsia="Inter" w:hAnsi="Inter" w:cs="Inter"/>
-        </w:rPr>
-      </w:pPr>
-      <w:r>
-        <w:rPr>
-          <w:rFonts w:ascii="Inter" w:eastAsia="Inter" w:hAnsi="Inter" w:cs="Inter"/>
-        </w:rPr>
-        <w:t xml:space="preserve">Developed a full stack web application and content management system for a nutritionist, enabling </w:t>
-      </w:r>
-      <w:r>
-        <w:rPr>
-          <w:rFonts w:ascii="Inter" w:eastAsia="Inter" w:hAnsi="Inter" w:cs="Inter"/>
-        </w:rPr>
-        <w:t>collaboration</w:t>
-      </w:r>
-      <w:r>
-        <w:rPr>
-          <w:rFonts w:ascii="Inter" w:eastAsia="Inter" w:hAnsi="Inter" w:cs="Inter"/>
-        </w:rPr>
-        <w:t xml:space="preserve"> on custom meal plans, client-specific recipes, a live food database, progress tracking, and blog management.</w:t>
+        <w:spacing w:after="240"/>
+        <w:rPr>
+          <w:rFonts w:ascii="Inter" w:eastAsia="Inter" w:hAnsi="Inter" w:cs="Inter"/>
+        </w:rPr>
+      </w:pPr>
+      <w:r>
+        <w:rPr>
+          <w:rFonts w:ascii="Inter" w:eastAsia="Inter" w:hAnsi="Inter" w:cs="Inter"/>
+        </w:rPr>
+        <w:t>Engineered the back end using Flask, SQLAlchemy ORM, Flask-Login, integrating with AWS S3 for secure storage of user uploaded media</w:t>
+      </w:r>
+      <w:r>
+        <w:rPr>
+          <w:rFonts w:ascii="Inter" w:eastAsia="Inter" w:hAnsi="Inter" w:cs="Inter"/>
+        </w:rPr>
+        <w:t>, and email template handling for application notifications</w:t>
+      </w:r>
+      <w:r>
+        <w:rPr>
+          <w:rFonts w:ascii="Inter" w:eastAsia="Inter" w:hAnsi="Inter" w:cs="Inter"/>
+        </w:rPr>
+        <w:t>.</w:t>
       </w:r>
     </w:p>
     <w:p>
@@ -655,16 +1208,40 @@
           <w:ilvl w:val="0"/>
           <w:numId w:val="2"/>
         </w:numPr>
-        <w:spacing w:after="240" w:line="240" w:lineRule="auto"/>
-        <w:rPr>
-          <w:rFonts w:ascii="Inter" w:eastAsia="Inter" w:hAnsi="Inter" w:cs="Inter"/>
-        </w:rPr>
-      </w:pPr>
-      <w:r>
-        <w:rPr>
-          <w:rFonts w:ascii="Inter" w:eastAsia="Inter" w:hAnsi="Inter" w:cs="Inter"/>
-        </w:rPr>
-        <w:t>Engineered the back end using Flask, SQLAlchemy ORM, and Flask-Login, integrating with AWS S3 for secure storage of user uploaded media.</w:t>
+        <w:spacing w:after="240"/>
+        <w:rPr>
+          <w:rFonts w:ascii="Inter" w:eastAsia="Inter" w:hAnsi="Inter" w:cs="Inter"/>
+        </w:rPr>
+      </w:pPr>
+      <w:r>
+        <w:rPr>
+          <w:rFonts w:ascii="Inter" w:eastAsia="Inter" w:hAnsi="Inter" w:cs="Inter"/>
+        </w:rPr>
+        <w:t>Implemented front</w:t>
+      </w:r>
+      <w:r>
+        <w:rPr>
+          <w:rFonts w:ascii="Inter" w:eastAsia="Inter" w:hAnsi="Inter" w:cs="Inter"/>
+        </w:rPr>
+        <w:t xml:space="preserve"> </w:t>
+      </w:r>
+      <w:r>
+        <w:rPr>
+          <w:rFonts w:ascii="Inter" w:eastAsia="Inter" w:hAnsi="Inter" w:cs="Inter"/>
+        </w:rPr>
+        <w:t>end features with Java</w:t>
+      </w:r>
+      <w:r>
+        <w:rPr>
+          <w:rFonts w:ascii="Inter" w:eastAsia="Inter" w:hAnsi="Inter" w:cs="Inter"/>
+        </w:rPr>
+        <w:t>S</w:t>
+      </w:r>
+      <w:r>
+        <w:rPr>
+          <w:rFonts w:ascii="Inter" w:eastAsia="Inter" w:hAnsi="Inter" w:cs="Inter"/>
+        </w:rPr>
+        <w:t>cript, Bootstrap, Plotly and pure CSS, ensuring a responsive and user-friendly interface.</w:t>
       </w:r>
     </w:p>
     <w:p>
@@ -674,28 +1251,107 @@
           <w:ilvl w:val="0"/>
           <w:numId w:val="2"/>
         </w:numPr>
-        <w:spacing w:after="240" w:line="240" w:lineRule="auto"/>
-        <w:rPr>
-          <w:rFonts w:ascii="Inter" w:eastAsia="Inter" w:hAnsi="Inter" w:cs="Inter"/>
-        </w:rPr>
-      </w:pPr>
-      <w:r>
-        <w:rPr>
-          <w:rFonts w:ascii="Inter" w:eastAsia="Inter" w:hAnsi="Inter" w:cs="Inter"/>
-        </w:rPr>
-        <w:t>Implemented front end features with Java</w:t>
-      </w:r>
-      <w:r>
-        <w:rPr>
-          <w:rFonts w:ascii="Inter" w:eastAsia="Inter" w:hAnsi="Inter" w:cs="Inter"/>
-        </w:rPr>
-        <w:t>S</w:t>
-      </w:r>
-      <w:r>
-        <w:rPr>
-          <w:rFonts w:ascii="Inter" w:eastAsia="Inter" w:hAnsi="Inter" w:cs="Inter"/>
-        </w:rPr>
-        <w:t>cript, Bootstrap, Plotly and pure CSS, ensuring a responsive and user-friendly interface.</w:t>
+        <w:spacing w:after="240"/>
+        <w:rPr>
+          <w:rFonts w:ascii="Inter" w:eastAsia="Inter" w:hAnsi="Inter" w:cs="Inter"/>
+        </w:rPr>
+      </w:pPr>
+      <w:r>
+        <w:rPr>
+          <w:rFonts w:ascii="Inter" w:eastAsia="Inter" w:hAnsi="Inter" w:cs="Inter"/>
+        </w:rPr>
+        <w:t>Managed the full development lifecycle, from initial design through deployment.</w:t>
+      </w:r>
+    </w:p>
+    <w:p>
+      <w:pPr>
+        <w:pStyle w:val="Heading2"/>
+        <w:spacing w:after="80" w:line="240" w:lineRule="auto"/>
+        <w:rPr>
+          <w:rFonts w:ascii="Inter" w:eastAsia="Inter" w:hAnsi="Inter" w:cs="Inter"/>
+          <w:b/>
+          <w:sz w:val="36"/>
+          <w:szCs w:val="36"/>
+        </w:rPr>
+      </w:pPr>
+      <w:r>
+        <w:rPr>
+          <w:rFonts w:ascii="Inter" w:eastAsia="Inter" w:hAnsi="Inter" w:cs="Inter"/>
+          <w:b/>
+          <w:sz w:val="36"/>
+          <w:szCs w:val="36"/>
+        </w:rPr>
+        <w:lastRenderedPageBreak/>
+        <w:t>Previous</w:t>
+      </w:r>
+      <w:r>
+        <w:rPr>
+          <w:rFonts w:ascii="Inter" w:eastAsia="Inter" w:hAnsi="Inter" w:cs="Inter"/>
+          <w:b/>
+          <w:sz w:val="36"/>
+          <w:szCs w:val="36"/>
+        </w:rPr>
+        <w:t xml:space="preserve"> Experience</w:t>
+      </w:r>
+    </w:p>
+    <w:p>
+      <w:pPr>
+        <w:spacing w:line="240" w:lineRule="auto"/>
+        <w:rPr>
+          <w:rFonts w:ascii="Inter" w:eastAsia="Inter" w:hAnsi="Inter" w:cs="Inter"/>
+          <w:sz w:val="24"/>
+          <w:szCs w:val="24"/>
+        </w:rPr>
+      </w:pPr>
+      <w:r>
+        <w:rPr>
+          <w:rFonts w:ascii="Inter" w:eastAsia="Inter" w:hAnsi="Inter" w:cs="Inter"/>
+          <w:b/>
+          <w:sz w:val="24"/>
+          <w:szCs w:val="24"/>
+        </w:rPr>
+        <w:t>Design Engineer | Carrier HVAC Mexico</w:t>
+      </w:r>
+      <w:r>
+        <w:rPr>
+          <w:rFonts w:ascii="Inter" w:eastAsia="Inter" w:hAnsi="Inter" w:cs="Inter"/>
+          <w:sz w:val="24"/>
+          <w:szCs w:val="24"/>
+        </w:rPr>
+        <w:tab/>
+      </w:r>
+      <w:r>
+        <w:rPr>
+          <w:rFonts w:ascii="Inter" w:eastAsia="Inter" w:hAnsi="Inter" w:cs="Inter"/>
+          <w:sz w:val="24"/>
+          <w:szCs w:val="24"/>
+        </w:rPr>
+        <w:tab/>
+      </w:r>
+      <w:r>
+        <w:rPr>
+          <w:rFonts w:ascii="Inter" w:eastAsia="Inter" w:hAnsi="Inter" w:cs="Inter"/>
+          <w:sz w:val="24"/>
+          <w:szCs w:val="24"/>
+        </w:rPr>
+        <w:tab/>
+      </w:r>
+      <w:r>
+        <w:rPr>
+          <w:rFonts w:ascii="Inter" w:eastAsia="Inter" w:hAnsi="Inter" w:cs="Inter"/>
+          <w:sz w:val="24"/>
+          <w:szCs w:val="24"/>
+        </w:rPr>
+        <w:tab/>
+      </w:r>
+      <w:r>
+        <w:rPr>
+          <w:rFonts w:ascii="Inter" w:eastAsia="Inter" w:hAnsi="Inter" w:cs="Inter"/>
+          <w:b/>
+          <w:sz w:val="24"/>
+          <w:szCs w:val="24"/>
+        </w:rPr>
+        <w:t>2019 - 2022</w:t>
       </w:r>
     </w:p>
     <w:p>
@@ -705,51 +1361,15 @@
           <w:ilvl w:val="0"/>
           <w:numId w:val="2"/>
         </w:numPr>
-        <w:spacing w:after="240" w:line="240" w:lineRule="auto"/>
-        <w:rPr>
-          <w:rFonts w:ascii="Inter" w:eastAsia="Inter" w:hAnsi="Inter" w:cs="Inter"/>
-        </w:rPr>
-      </w:pPr>
-      <w:r>
-        <w:rPr>
-          <w:rFonts w:ascii="Inter" w:eastAsia="Inter" w:hAnsi="Inter" w:cs="Inter"/>
-        </w:rPr>
-        <w:t>Managed the full development lifecycle, from initial design through deployment, ensuring high performance and reliability.</w:t>
-      </w:r>
-    </w:p>
-    <w:p>
-      <w:pPr>
-        <w:spacing w:line="240" w:lineRule="auto"/>
-        <w:rPr>
-          <w:rFonts w:ascii="Inter" w:eastAsia="Inter" w:hAnsi="Inter" w:cs="Inter"/>
-          <w:sz w:val="24"/>
-          <w:szCs w:val="24"/>
-        </w:rPr>
-      </w:pPr>
-      <w:r>
-        <w:rPr>
-          <w:rFonts w:ascii="Inter" w:eastAsia="Inter" w:hAnsi="Inter" w:cs="Inter"/>
-          <w:b/>
-          <w:sz w:val="24"/>
-          <w:szCs w:val="24"/>
-        </w:rPr>
-        <w:t>Design Engineer | Carrier HVAC Mexico</w:t>
-      </w:r>
-    </w:p>
-    <w:p>
-      <w:pPr>
-        <w:spacing w:after="200" w:line="240" w:lineRule="auto"/>
-        <w:rPr>
-          <w:rFonts w:ascii="Inter" w:eastAsia="Inter" w:hAnsi="Inter" w:cs="Inter"/>
-          <w:i/>
-        </w:rPr>
-      </w:pPr>
-      <w:r>
-        <w:rPr>
-          <w:rFonts w:ascii="Inter" w:eastAsia="Inter" w:hAnsi="Inter" w:cs="Inter"/>
-          <w:i/>
-        </w:rPr>
-        <w:t>2019 - 2022</w:t>
+        <w:rPr>
+          <w:rFonts w:ascii="Inter" w:eastAsia="Inter" w:hAnsi="Inter" w:cs="Inter"/>
+        </w:rPr>
+      </w:pPr>
+      <w:r>
+        <w:rPr>
+          <w:rFonts w:ascii="Inter" w:eastAsia="Inter" w:hAnsi="Inter" w:cs="Inter"/>
+        </w:rPr>
+        <w:t>Responsible for engineering change design review. Produced monthly reports on engineering change reworks.</w:t>
       </w:r>
     </w:p>
     <w:p>
@@ -759,16 +1379,15 @@
           <w:ilvl w:val="0"/>
           <w:numId w:val="2"/>
         </w:numPr>
-        <w:spacing w:line="240" w:lineRule="auto"/>
-        <w:rPr>
-          <w:rFonts w:ascii="Inter" w:eastAsia="Inter" w:hAnsi="Inter" w:cs="Inter"/>
-        </w:rPr>
-      </w:pPr>
-      <w:r>
-        <w:rPr>
-          <w:rFonts w:ascii="Inter" w:eastAsia="Inter" w:hAnsi="Inter" w:cs="Inter"/>
-        </w:rPr>
-        <w:t>Responsible for engineering change design review. Produced monthly reports on engineering change reworks.</w:t>
+        <w:rPr>
+          <w:rFonts w:ascii="Inter" w:eastAsia="Inter" w:hAnsi="Inter" w:cs="Inter"/>
+        </w:rPr>
+      </w:pPr>
+      <w:r>
+        <w:rPr>
+          <w:rFonts w:ascii="Inter" w:eastAsia="Inter" w:hAnsi="Inter" w:cs="Inter"/>
+        </w:rPr>
+        <w:t>Managed bulk data updates impacting thousands of BOMs within a relational database.</w:t>
       </w:r>
     </w:p>
     <w:p>
@@ -778,41 +1397,58 @@
           <w:ilvl w:val="0"/>
           <w:numId w:val="2"/>
         </w:numPr>
-        <w:spacing w:line="240" w:lineRule="auto"/>
-        <w:rPr>
-          <w:rFonts w:ascii="Inter" w:eastAsia="Inter" w:hAnsi="Inter" w:cs="Inter"/>
-        </w:rPr>
-      </w:pPr>
-      <w:r>
-        <w:rPr>
-          <w:rFonts w:ascii="Inter" w:eastAsia="Inter" w:hAnsi="Inter" w:cs="Inter"/>
-        </w:rPr>
-        <w:t>Managed bulk data updates impacting thousands of BOMs within a relational database. Normalized flat tables containing more than 2,000 unique parts into relational tables, resulting in fewer than 200 total rows. This facilitated data synthesis, streamlining the part purchasing process.</w:t>
-      </w:r>
-    </w:p>
-    <w:p>
-      <w:pPr>
-        <w:numPr>
-          <w:ilvl w:val="0"/>
-          <w:numId w:val="2"/>
-        </w:numPr>
-        <w:spacing w:line="240" w:lineRule="auto"/>
-        <w:rPr>
-          <w:rFonts w:ascii="Inter" w:eastAsia="Inter" w:hAnsi="Inter" w:cs="Inter"/>
-        </w:rPr>
-      </w:pPr>
-      <w:r>
-        <w:rPr>
-          <w:rFonts w:ascii="Inter" w:eastAsia="Inter" w:hAnsi="Inter" w:cs="Inter"/>
-        </w:rPr>
-        <w:lastRenderedPageBreak/>
-        <w:t>Developed a standardized rework categorization system. Conducted data cleansing procedures, handling 50 instances per month. Generated visualizations for managerial insights.</w:t>
+        <w:spacing w:after="240"/>
+        <w:rPr>
+          <w:rFonts w:ascii="Inter" w:eastAsia="Inter" w:hAnsi="Inter" w:cs="Inter"/>
+        </w:rPr>
+      </w:pPr>
+      <w:r>
+        <w:rPr>
+          <w:rFonts w:ascii="Inter" w:eastAsia="Inter" w:hAnsi="Inter" w:cs="Inter"/>
+        </w:rPr>
+        <w:t>Normalized tables containing unique</w:t>
+      </w:r>
+      <w:r>
+        <w:rPr>
+          <w:rFonts w:ascii="Inter" w:eastAsia="Inter" w:hAnsi="Inter" w:cs="Inter"/>
+        </w:rPr>
+        <w:t xml:space="preserve"> purchase</w:t>
+      </w:r>
+      <w:r>
+        <w:rPr>
+          <w:rFonts w:ascii="Inter" w:eastAsia="Inter" w:hAnsi="Inter" w:cs="Inter"/>
+        </w:rPr>
+        <w:t xml:space="preserve"> parts into relational tables, resulting in</w:t>
+      </w:r>
+      <w:r>
+        <w:rPr>
+          <w:rFonts w:ascii="Inter" w:eastAsia="Inter" w:hAnsi="Inter" w:cs="Inter"/>
+        </w:rPr>
+        <w:t xml:space="preserve"> a 90% reduction in</w:t>
+      </w:r>
+      <w:r>
+        <w:rPr>
+          <w:rFonts w:ascii="Inter" w:eastAsia="Inter" w:hAnsi="Inter" w:cs="Inter"/>
+        </w:rPr>
+        <w:t xml:space="preserve"> total rows. This </w:t>
+      </w:r>
+      <w:r>
+        <w:rPr>
+          <w:rFonts w:ascii="Inter" w:eastAsia="Inter" w:hAnsi="Inter" w:cs="Inter"/>
+        </w:rPr>
+        <w:t xml:space="preserve">streamlined </w:t>
+      </w:r>
+      <w:r>
+        <w:rPr>
+          <w:rFonts w:ascii="Inter" w:eastAsia="Inter" w:hAnsi="Inter" w:cs="Inter"/>
+        </w:rPr>
+        <w:t>the part purchasing process.</w:t>
       </w:r>
     </w:p>
     <w:p>
       <w:pPr>
         <w:pStyle w:val="Heading2"/>
-        <w:spacing w:after="80" w:line="240" w:lineRule="auto"/>
+        <w:spacing w:before="0" w:after="80" w:line="240" w:lineRule="auto"/>
         <w:rPr>
           <w:rFonts w:ascii="Inter" w:eastAsia="Inter" w:hAnsi="Inter" w:cs="Inter"/>
           <w:b/>
@@ -835,7 +1471,7 @@
     <w:p>
       <w:pPr>
         <w:pStyle w:val="Heading2"/>
-        <w:spacing w:after="80" w:line="240" w:lineRule="auto"/>
+        <w:spacing w:before="0" w:after="80" w:line="240" w:lineRule="auto"/>
         <w:rPr>
           <w:rFonts w:ascii="Inter" w:eastAsia="Inter" w:hAnsi="Inter" w:cs="Inter"/>
           <w:sz w:val="24"/>
@@ -851,21 +1487,86 @@
           <w:sz w:val="24"/>
           <w:szCs w:val="24"/>
         </w:rPr>
-        <w:t>DEIA survey analysis and visualization | American Institute in Taiwan</w:t>
-      </w:r>
-    </w:p>
-    <w:p>
-      <w:pPr>
-        <w:spacing w:after="200" w:line="240" w:lineRule="auto"/>
-        <w:rPr>
-          <w:rFonts w:ascii="Inter" w:eastAsia="Inter" w:hAnsi="Inter" w:cs="Inter"/>
-          <w:i/>
-        </w:rPr>
-      </w:pPr>
-      <w:r>
-        <w:rPr>
-          <w:rFonts w:ascii="Inter" w:eastAsia="Inter" w:hAnsi="Inter" w:cs="Inter"/>
-          <w:i/>
+        <w:t>S</w:t>
+      </w:r>
+      <w:r>
+        <w:rPr>
+          <w:rFonts w:ascii="Inter" w:eastAsia="Inter" w:hAnsi="Inter" w:cs="Inter"/>
+          <w:b/>
+          <w:sz w:val="24"/>
+          <w:szCs w:val="24"/>
+        </w:rPr>
+        <w:t xml:space="preserve">urvey </w:t>
+      </w:r>
+      <w:r>
+        <w:rPr>
+          <w:rFonts w:ascii="Inter" w:eastAsia="Inter" w:hAnsi="Inter" w:cs="Inter"/>
+          <w:b/>
+          <w:sz w:val="24"/>
+          <w:szCs w:val="24"/>
+        </w:rPr>
+        <w:t>R</w:t>
+      </w:r>
+      <w:r>
+        <w:rPr>
+          <w:rFonts w:ascii="Inter" w:eastAsia="Inter" w:hAnsi="Inter" w:cs="Inter"/>
+          <w:b/>
+          <w:sz w:val="24"/>
+          <w:szCs w:val="24"/>
+        </w:rPr>
+        <w:t>esults</w:t>
+      </w:r>
+      <w:r>
+        <w:rPr>
+          <w:rFonts w:ascii="Inter" w:eastAsia="Inter" w:hAnsi="Inter" w:cs="Inter"/>
+          <w:b/>
+          <w:sz w:val="24"/>
+          <w:szCs w:val="24"/>
+        </w:rPr>
+        <w:t xml:space="preserve"> </w:t>
+      </w:r>
+      <w:r>
+        <w:rPr>
+          <w:rFonts w:ascii="Inter" w:eastAsia="Inter" w:hAnsi="Inter" w:cs="Inter"/>
+          <w:b/>
+          <w:sz w:val="24"/>
+          <w:szCs w:val="24"/>
+        </w:rPr>
+        <w:t>V</w:t>
+      </w:r>
+      <w:r>
+        <w:rPr>
+          <w:rFonts w:ascii="Inter" w:eastAsia="Inter" w:hAnsi="Inter" w:cs="Inter"/>
+          <w:b/>
+          <w:sz w:val="24"/>
+          <w:szCs w:val="24"/>
+        </w:rPr>
+        <w:t>isualization | American Institute in Taiwan</w:t>
+      </w:r>
+      <w:r>
+        <w:rPr>
+          <w:rFonts w:ascii="Inter" w:eastAsia="Inter" w:hAnsi="Inter" w:cs="Inter"/>
+          <w:b/>
+          <w:sz w:val="24"/>
+          <w:szCs w:val="24"/>
+        </w:rPr>
+        <w:t xml:space="preserve"> </w:t>
+      </w:r>
+      <w:r>
+        <w:rPr>
+          <w:rFonts w:ascii="Inter" w:eastAsia="Inter" w:hAnsi="Inter" w:cs="Inter"/>
+          <w:b/>
+          <w:sz w:val="24"/>
+          <w:szCs w:val="24"/>
+        </w:rPr>
+        <w:tab/>
+      </w:r>
+      <w:r>
+        <w:rPr>
+          <w:rFonts w:ascii="Inter" w:eastAsia="Inter" w:hAnsi="Inter" w:cs="Inter"/>
+          <w:b/>
+          <w:sz w:val="24"/>
+          <w:szCs w:val="24"/>
         </w:rPr>
         <w:t>Spring 2023</w:t>
       </w:r>
@@ -877,16 +1578,16 @@
           <w:ilvl w:val="0"/>
           <w:numId w:val="2"/>
         </w:numPr>
-        <w:spacing w:after="240" w:line="240" w:lineRule="auto"/>
-        <w:rPr>
-          <w:rFonts w:ascii="Inter" w:eastAsia="Inter" w:hAnsi="Inter" w:cs="Inter"/>
-        </w:rPr>
-      </w:pPr>
-      <w:r>
-        <w:rPr>
-          <w:rFonts w:ascii="Inter" w:eastAsia="Inter" w:hAnsi="Inter" w:cs="Inter"/>
-        </w:rPr>
-        <w:t>Analyzed survey responses from more than 300 employees regarding diversity, equity, inclusion, and accessibility experiences and perceptions to identify variations between subpopulations.</w:t>
+        <w:spacing w:after="240"/>
+        <w:rPr>
+          <w:rFonts w:ascii="Inter" w:eastAsia="Inter" w:hAnsi="Inter" w:cs="Inter"/>
+        </w:rPr>
+      </w:pPr>
+      <w:r>
+        <w:rPr>
+          <w:rFonts w:ascii="Inter" w:eastAsia="Inter" w:hAnsi="Inter" w:cs="Inter"/>
+        </w:rPr>
+        <w:t>Analyzed survey responses from more than 300 employees regarding perceptions to identify variations between subpopulations.</w:t>
       </w:r>
     </w:p>
     <w:p>
@@ -896,16 +1597,16 @@
           <w:ilvl w:val="0"/>
           <w:numId w:val="2"/>
         </w:numPr>
-        <w:spacing w:after="240" w:line="240" w:lineRule="auto"/>
-        <w:rPr>
-          <w:rFonts w:ascii="Inter" w:eastAsia="Inter" w:hAnsi="Inter" w:cs="Inter"/>
-        </w:rPr>
-      </w:pPr>
-      <w:r>
-        <w:rPr>
-          <w:rFonts w:ascii="Inter" w:eastAsia="Inter" w:hAnsi="Inter" w:cs="Inter"/>
-        </w:rPr>
-        <w:t>Created animated data visualizations in multiple languages for a diverse audience.</w:t>
+        <w:spacing w:after="240"/>
+        <w:rPr>
+          <w:rFonts w:ascii="Inter" w:eastAsia="Inter" w:hAnsi="Inter" w:cs="Inter"/>
+        </w:rPr>
+      </w:pPr>
+      <w:r>
+        <w:rPr>
+          <w:rFonts w:ascii="Inter" w:eastAsia="Inter" w:hAnsi="Inter" w:cs="Inter"/>
+        </w:rPr>
+        <w:t>Created data visualizations in multiple languages for a diverse audience.</w:t>
       </w:r>
     </w:p>
     <w:p>
@@ -944,125 +1645,6 @@
           <w:szCs w:val="24"/>
         </w:rPr>
         <w:t xml:space="preserve">NYC LEP Speakers | </w:t>
-      </w:r>
-      <w:hyperlink r:id="rId12">
-        <w:r>
-          <w:rPr>
-            <w:rFonts w:ascii="Inter" w:eastAsia="Inter" w:hAnsi="Inter" w:cs="Inter"/>
-            <w:b/>
-            <w:color w:val="1155CC"/>
-            <w:sz w:val="24"/>
-            <w:szCs w:val="24"/>
-            <w:u w:val="single"/>
-          </w:rPr>
-          <w:t>javrobs.pythonanywhere.com/</w:t>
-        </w:r>
-        <w:proofErr w:type="spellStart"/>
-        <w:r>
-          <w:rPr>
-            <w:rFonts w:ascii="Inter" w:eastAsia="Inter" w:hAnsi="Inter" w:cs="Inter"/>
-            <w:b/>
-            <w:color w:val="1155CC"/>
-            <w:sz w:val="24"/>
-            <w:szCs w:val="24"/>
-            <w:u w:val="single"/>
-          </w:rPr>
-          <w:t>nyc_lep_speakers</w:t>
-        </w:r>
-        <w:proofErr w:type="spellEnd"/>
-      </w:hyperlink>
-    </w:p>
-    <w:p>
-      <w:pPr>
-        <w:pStyle w:val="ListParagraph"/>
-        <w:numPr>
-          <w:ilvl w:val="0"/>
-          <w:numId w:val="2"/>
-        </w:numPr>
-        <w:spacing w:after="240" w:line="240" w:lineRule="auto"/>
-        <w:rPr>
-          <w:rFonts w:ascii="Inter" w:eastAsia="Inter" w:hAnsi="Inter" w:cs="Inter"/>
-        </w:rPr>
-      </w:pPr>
-      <w:r>
-        <w:rPr>
-          <w:rFonts w:ascii="Inter" w:eastAsia="Inter" w:hAnsi="Inter" w:cs="Inter"/>
-        </w:rPr>
-        <w:t xml:space="preserve">Sunburst and map visualization of </w:t>
-      </w:r>
-      <w:r>
-        <w:rPr>
-          <w:rFonts w:ascii="Inter" w:eastAsia="Inter" w:hAnsi="Inter" w:cs="Inter"/>
-        </w:rPr>
-        <w:t>L</w:t>
-      </w:r>
-      <w:r>
-        <w:rPr>
-          <w:rFonts w:ascii="Inter" w:eastAsia="Inter" w:hAnsi="Inter" w:cs="Inter"/>
-        </w:rPr>
-        <w:t xml:space="preserve">imited </w:t>
-      </w:r>
-      <w:r>
-        <w:rPr>
-          <w:rFonts w:ascii="Inter" w:eastAsia="Inter" w:hAnsi="Inter" w:cs="Inter"/>
-        </w:rPr>
-        <w:t>E</w:t>
-      </w:r>
-      <w:r>
-        <w:rPr>
-          <w:rFonts w:ascii="Inter" w:eastAsia="Inter" w:hAnsi="Inter" w:cs="Inter"/>
-        </w:rPr>
-        <w:t xml:space="preserve">nglish </w:t>
-      </w:r>
-      <w:r>
-        <w:rPr>
-          <w:rFonts w:ascii="Inter" w:eastAsia="Inter" w:hAnsi="Inter" w:cs="Inter"/>
-        </w:rPr>
-        <w:t>P</w:t>
-      </w:r>
-      <w:r>
-        <w:rPr>
-          <w:rFonts w:ascii="Inter" w:eastAsia="Inter" w:hAnsi="Inter" w:cs="Inter"/>
-        </w:rPr>
-        <w:t>roficiency (LEP) residents of NYC.</w:t>
-      </w:r>
-    </w:p>
-    <w:p>
-      <w:pPr>
-        <w:pStyle w:val="ListParagraph"/>
-        <w:numPr>
-          <w:ilvl w:val="0"/>
-          <w:numId w:val="2"/>
-        </w:numPr>
-        <w:spacing w:after="240" w:line="240" w:lineRule="auto"/>
-        <w:rPr>
-          <w:rFonts w:ascii="Inter" w:eastAsia="Inter" w:hAnsi="Inter" w:cs="Inter"/>
-        </w:rPr>
-      </w:pPr>
-      <w:r>
-        <w:rPr>
-          <w:rFonts w:ascii="Inter" w:eastAsia="Inter" w:hAnsi="Inter" w:cs="Inter"/>
-        </w:rPr>
-        <w:t>SQL database loaded with Pandas ETL. Django ORM querying and API. JS Plotly and Leaflet front end.</w:t>
-      </w:r>
-    </w:p>
-    <w:p>
-      <w:pPr>
-        <w:rPr>
-          <w:rFonts w:ascii="Inter" w:eastAsia="Inter" w:hAnsi="Inter" w:cs="Inter"/>
-          <w:b/>
-          <w:sz w:val="24"/>
-          <w:szCs w:val="24"/>
-        </w:rPr>
-      </w:pPr>
-      <w:r>
-        <w:rPr>
-          <w:rFonts w:ascii="Inter" w:eastAsia="Inter" w:hAnsi="Inter" w:cs="Inter"/>
-          <w:b/>
-          <w:sz w:val="24"/>
-          <w:szCs w:val="24"/>
-        </w:rPr>
-        <w:t xml:space="preserve">Austin Housing | </w:t>
       </w:r>
       <w:hyperlink r:id="rId13">
         <w:r>
@@ -1074,9 +1656,8 @@
             <w:szCs w:val="24"/>
             <w:u w:val="single"/>
           </w:rPr>
-          <w:t>javrobs.github.io/</w:t>
+          <w:t>javrobs.pythonanywhere.com/nyc_lep_speaker</w:t>
         </w:r>
-        <w:proofErr w:type="spellStart"/>
         <w:r>
           <w:rPr>
             <w:rFonts w:ascii="Inter" w:eastAsia="Inter" w:hAnsi="Inter" w:cs="Inter"/>
@@ -1086,9 +1667,99 @@
             <w:szCs w:val="24"/>
             <w:u w:val="single"/>
           </w:rPr>
-          <w:t>house_pricing_analysis</w:t>
+          <w:t>s/</w:t>
         </w:r>
-        <w:proofErr w:type="spellEnd"/>
+      </w:hyperlink>
+    </w:p>
+    <w:p>
+      <w:pPr>
+        <w:rPr>
+          <w:rFonts w:ascii="Inter" w:eastAsia="Inter" w:hAnsi="Inter" w:cs="Inter"/>
+        </w:rPr>
+      </w:pPr>
+      <w:r>
+        <w:rPr>
+          <w:rFonts w:ascii="Inter" w:eastAsia="Inter" w:hAnsi="Inter" w:cs="Inter"/>
+        </w:rPr>
+        <w:t xml:space="preserve">Sunburst and map visualization of </w:t>
+      </w:r>
+      <w:r>
+        <w:rPr>
+          <w:rFonts w:ascii="Inter" w:eastAsia="Inter" w:hAnsi="Inter" w:cs="Inter"/>
+        </w:rPr>
+        <w:t>L</w:t>
+      </w:r>
+      <w:r>
+        <w:rPr>
+          <w:rFonts w:ascii="Inter" w:eastAsia="Inter" w:hAnsi="Inter" w:cs="Inter"/>
+        </w:rPr>
+        <w:t xml:space="preserve">imited </w:t>
+      </w:r>
+      <w:r>
+        <w:rPr>
+          <w:rFonts w:ascii="Inter" w:eastAsia="Inter" w:hAnsi="Inter" w:cs="Inter"/>
+        </w:rPr>
+        <w:t>E</w:t>
+      </w:r>
+      <w:r>
+        <w:rPr>
+          <w:rFonts w:ascii="Inter" w:eastAsia="Inter" w:hAnsi="Inter" w:cs="Inter"/>
+        </w:rPr>
+        <w:t xml:space="preserve">nglish </w:t>
+      </w:r>
+      <w:r>
+        <w:rPr>
+          <w:rFonts w:ascii="Inter" w:eastAsia="Inter" w:hAnsi="Inter" w:cs="Inter"/>
+        </w:rPr>
+        <w:t>P</w:t>
+      </w:r>
+      <w:r>
+        <w:rPr>
+          <w:rFonts w:ascii="Inter" w:eastAsia="Inter" w:hAnsi="Inter" w:cs="Inter"/>
+        </w:rPr>
+        <w:t>roficiency (LEP) residents of NYC.</w:t>
+      </w:r>
+    </w:p>
+    <w:p>
+      <w:pPr>
+        <w:pStyle w:val="ListParagraph"/>
+        <w:numPr>
+          <w:ilvl w:val="0"/>
+          <w:numId w:val="2"/>
+        </w:numPr>
+        <w:spacing w:after="240"/>
+        <w:rPr>
+          <w:rFonts w:ascii="Inter" w:eastAsia="Inter" w:hAnsi="Inter" w:cs="Inter"/>
+        </w:rPr>
+      </w:pPr>
+      <w:r>
+        <w:rPr>
+          <w:rFonts w:ascii="Inter" w:eastAsia="Inter" w:hAnsi="Inter" w:cs="Inter"/>
+        </w:rPr>
+        <w:t>SQL database loaded with Pandas ETL. Django ORM querying and API. JS Plotly and Leaflet front end.</w:t>
+      </w:r>
+    </w:p>
+    <w:p>
+      <w:pPr>
+        <w:rPr>
+          <w:rFonts w:ascii="Inter" w:eastAsia="Inter" w:hAnsi="Inter" w:cs="Inter"/>
+          <w:b/>
+          <w:color w:val="1155CC"/>
+          <w:sz w:val="24"/>
+          <w:szCs w:val="24"/>
+          <w:u w:val="single"/>
+        </w:rPr>
+      </w:pPr>
+      <w:r>
+        <w:rPr>
+          <w:rFonts w:ascii="Inter" w:eastAsia="Inter" w:hAnsi="Inter" w:cs="Inter"/>
+          <w:b/>
+          <w:sz w:val="24"/>
+          <w:szCs w:val="24"/>
+        </w:rPr>
+        <w:t xml:space="preserve">Austin Housing | </w:t>
+      </w:r>
+      <w:hyperlink r:id="rId14" w:history="1">
         <w:r>
           <w:rPr>
             <w:rFonts w:ascii="Inter" w:eastAsia="Inter" w:hAnsi="Inter" w:cs="Inter"/>
@@ -1098,9 +1769,22 @@
             <w:szCs w:val="24"/>
             <w:u w:val="single"/>
           </w:rPr>
-          <w:t>/</w:t>
+          <w:t>www.javrobs.github.io/house_pricing_analysis/</w:t>
         </w:r>
       </w:hyperlink>
+    </w:p>
+    <w:p>
+      <w:pPr>
+        <w:rPr>
+          <w:rFonts w:ascii="Inter" w:eastAsia="Inter" w:hAnsi="Inter" w:cs="Inter"/>
+        </w:rPr>
+      </w:pPr>
+      <w:r>
+        <w:rPr>
+          <w:rFonts w:ascii="Inter" w:eastAsia="Inter" w:hAnsi="Inter" w:cs="Inter"/>
+        </w:rPr>
+        <w:t>Map visualization of house sale prices in Austin from 2018 to 2021, fed into a linear regression and neural network models for price estimation.</w:t>
+      </w:r>
     </w:p>
     <w:p>
       <w:pPr>
@@ -1109,26 +1793,7 @@
           <w:ilvl w:val="0"/>
           <w:numId w:val="2"/>
         </w:numPr>
-        <w:spacing w:after="240" w:line="240" w:lineRule="auto"/>
-        <w:rPr>
-          <w:rFonts w:ascii="Inter" w:eastAsia="Inter" w:hAnsi="Inter" w:cs="Inter"/>
-        </w:rPr>
-      </w:pPr>
-      <w:r>
-        <w:rPr>
-          <w:rFonts w:ascii="Inter" w:eastAsia="Inter" w:hAnsi="Inter" w:cs="Inter"/>
-        </w:rPr>
-        <w:t>Map visualization of house sale prices in Austin from 2018 to 2021, fed into a linear regression and neural network models for price estimation.</w:t>
-      </w:r>
-    </w:p>
-    <w:p>
-      <w:pPr>
-        <w:pStyle w:val="ListParagraph"/>
-        <w:numPr>
-          <w:ilvl w:val="0"/>
-          <w:numId w:val="2"/>
-        </w:numPr>
-        <w:spacing w:after="240" w:line="240" w:lineRule="auto"/>
+        <w:spacing w:after="240"/>
         <w:rPr>
           <w:rFonts w:ascii="Inter" w:eastAsia="Inter" w:hAnsi="Inter" w:cs="Inter"/>
         </w:rPr>
@@ -1201,6 +1866,13 @@
           <w:rFonts w:ascii="Inter" w:eastAsia="Inter" w:hAnsi="Inter" w:cs="Inter"/>
           <w:i/>
         </w:rPr>
+        <w:t xml:space="preserve">Jan – Jun </w:t>
+      </w:r>
+      <w:r>
+        <w:rPr>
+          <w:rFonts w:ascii="Inter" w:eastAsia="Inter" w:hAnsi="Inter" w:cs="Inter"/>
+          <w:i/>
+        </w:rPr>
         <w:t>2023</w:t>
       </w:r>
     </w:p>
@@ -1211,7 +1883,7 @@
           <w:ilvl w:val="0"/>
           <w:numId w:val="2"/>
         </w:numPr>
-        <w:spacing w:after="240" w:line="240" w:lineRule="auto"/>
+        <w:spacing w:after="240"/>
         <w:rPr>
           <w:rFonts w:ascii="Inter" w:eastAsia="Inter" w:hAnsi="Inter" w:cs="Inter"/>
         </w:rPr>
@@ -1221,6 +1893,68 @@
           <w:rFonts w:ascii="Inter" w:eastAsia="Inter" w:hAnsi="Inter" w:cs="Inter"/>
         </w:rPr>
         <w:t>Acquired a robust skillset encompassing Python-based data handling, advanced visualization techniques, database management and insightful interpretation of complex data.</w:t>
+      </w:r>
+      <w:r>
+        <w:rPr>
+          <w:rFonts w:ascii="Inter" w:eastAsia="Inter" w:hAnsi="Inter" w:cs="Inter"/>
+        </w:rPr>
+        <w:t xml:space="preserve"> </w:t>
+      </w:r>
+      <w:r>
+        <w:rPr>
+          <w:rFonts w:ascii="Inter" w:eastAsia="Inter" w:hAnsi="Inter" w:cs="Inter"/>
+        </w:rPr>
+        <w:t>Gained proficiency in transforming information into meaningful insights, empowering informed decision</w:t>
+      </w:r>
+      <w:r>
+        <w:rPr>
+          <w:rFonts w:ascii="Inter" w:eastAsia="Inter" w:hAnsi="Inter" w:cs="Inter"/>
+        </w:rPr>
+        <w:t xml:space="preserve"> </w:t>
+      </w:r>
+      <w:r>
+        <w:rPr>
+          <w:rFonts w:ascii="Inter" w:eastAsia="Inter" w:hAnsi="Inter" w:cs="Inter"/>
+        </w:rPr>
+        <w:t>making.</w:t>
+      </w:r>
+    </w:p>
+    <w:p>
+      <w:pPr>
+        <w:spacing w:line="240" w:lineRule="auto"/>
+        <w:rPr>
+          <w:rFonts w:ascii="Inter" w:eastAsia="Inter" w:hAnsi="Inter" w:cs="Inter"/>
+          <w:b/>
+          <w:color w:val="1D1C1D"/>
+          <w:sz w:val="24"/>
+          <w:szCs w:val="24"/>
+        </w:rPr>
+      </w:pPr>
+      <w:r>
+        <w:rPr>
+          <w:rFonts w:ascii="Inter" w:eastAsia="Inter" w:hAnsi="Inter" w:cs="Inter"/>
+          <w:b/>
+          <w:color w:val="1D1C1D"/>
+          <w:sz w:val="24"/>
+          <w:szCs w:val="24"/>
+        </w:rPr>
+        <w:t>Bachelor of Engineering in Mechatronics | UANL</w:t>
+      </w:r>
+    </w:p>
+    <w:p>
+      <w:pPr>
+        <w:spacing w:line="240" w:lineRule="auto"/>
+        <w:rPr>
+          <w:rFonts w:ascii="Inter" w:eastAsia="Inter" w:hAnsi="Inter" w:cs="Inter"/>
+          <w:i/>
+        </w:rPr>
+      </w:pPr>
+      <w:r>
+        <w:rPr>
+          <w:rFonts w:ascii="Inter" w:eastAsia="Inter" w:hAnsi="Inter" w:cs="Inter"/>
+          <w:i/>
+        </w:rPr>
+        <w:t>2014 - 2019</w:t>
       </w:r>
     </w:p>
     <w:p>
@@ -1230,16 +1964,16 @@
           <w:ilvl w:val="0"/>
           <w:numId w:val="2"/>
         </w:numPr>
-        <w:spacing w:after="240" w:line="240" w:lineRule="auto"/>
-        <w:rPr>
-          <w:rFonts w:ascii="Inter" w:eastAsia="Inter" w:hAnsi="Inter" w:cs="Inter"/>
-        </w:rPr>
-      </w:pPr>
-      <w:r>
-        <w:rPr>
-          <w:rFonts w:ascii="Inter" w:eastAsia="Inter" w:hAnsi="Inter" w:cs="Inter"/>
-        </w:rPr>
-        <w:t>Gained proficiency in transforming information into meaningful insights, empowering informed decision</w:t>
+        <w:spacing w:after="240"/>
+        <w:rPr>
+          <w:rFonts w:ascii="Inter" w:eastAsia="Inter" w:hAnsi="Inter" w:cs="Inter"/>
+        </w:rPr>
+      </w:pPr>
+      <w:r>
+        <w:rPr>
+          <w:rFonts w:ascii="Inter" w:eastAsia="Inter" w:hAnsi="Inter" w:cs="Inter"/>
+        </w:rPr>
+        <w:t>French</w:t>
       </w:r>
       <w:r>
         <w:rPr>
@@ -1251,45 +1985,7 @@
         <w:rPr>
           <w:rFonts w:ascii="Inter" w:eastAsia="Inter" w:hAnsi="Inter" w:cs="Inter"/>
         </w:rPr>
-        <w:t>making.</w:t>
-      </w:r>
-    </w:p>
-    <w:p>
-      <w:pPr>
-        <w:spacing w:line="240" w:lineRule="auto"/>
-        <w:rPr>
-          <w:rFonts w:ascii="Inter" w:eastAsia="Inter" w:hAnsi="Inter" w:cs="Inter"/>
-          <w:b/>
-          <w:color w:val="1D1C1D"/>
-          <w:sz w:val="24"/>
-          <w:szCs w:val="24"/>
-        </w:rPr>
-      </w:pPr>
-      <w:r>
-        <w:rPr>
-          <w:rFonts w:ascii="Inter" w:eastAsia="Inter" w:hAnsi="Inter" w:cs="Inter"/>
-          <w:b/>
-          <w:color w:val="1D1C1D"/>
-          <w:sz w:val="24"/>
-          <w:szCs w:val="24"/>
-        </w:rPr>
-        <w:t>Bachelor of Engineering in Mechatronics | UANL</w:t>
-      </w:r>
-    </w:p>
-    <w:p>
-      <w:pPr>
-        <w:spacing w:line="240" w:lineRule="auto"/>
-        <w:rPr>
-          <w:rFonts w:ascii="Inter" w:eastAsia="Inter" w:hAnsi="Inter" w:cs="Inter"/>
-          <w:i/>
-        </w:rPr>
-      </w:pPr>
-      <w:r>
-        <w:rPr>
-          <w:rFonts w:ascii="Inter" w:eastAsia="Inter" w:hAnsi="Inter" w:cs="Inter"/>
-          <w:i/>
-        </w:rPr>
-        <w:t>2014 - 2019</w:t>
+        <w:t>Mexican Agreement for Engineering Formation (MEXFITEC) scholarship holder.</w:t>
       </w:r>
     </w:p>
     <w:p>
@@ -1299,39 +1995,7 @@
           <w:ilvl w:val="0"/>
           <w:numId w:val="2"/>
         </w:numPr>
-        <w:spacing w:after="240" w:line="240" w:lineRule="auto"/>
-        <w:rPr>
-          <w:rFonts w:ascii="Inter" w:eastAsia="Inter" w:hAnsi="Inter" w:cs="Inter"/>
-        </w:rPr>
-      </w:pPr>
-      <w:r>
-        <w:rPr>
-          <w:rFonts w:ascii="Inter" w:eastAsia="Inter" w:hAnsi="Inter" w:cs="Inter"/>
-          <w:color w:val="1D1C1D"/>
-        </w:rPr>
-        <w:t>French</w:t>
-      </w:r>
-      <w:r>
-        <w:rPr>
-          <w:rFonts w:ascii="Inter" w:eastAsia="Inter" w:hAnsi="Inter" w:cs="Inter"/>
-        </w:rPr>
-        <w:t xml:space="preserve"> </w:t>
-      </w:r>
-      <w:r>
-        <w:rPr>
-          <w:rFonts w:ascii="Inter" w:eastAsia="Inter" w:hAnsi="Inter" w:cs="Inter"/>
-        </w:rPr>
-        <w:t>Mexican Agreement for Engineering Formation (MEXFITEC) scholarship holder.</w:t>
-      </w:r>
-    </w:p>
-    <w:p>
-      <w:pPr>
-        <w:pStyle w:val="ListParagraph"/>
-        <w:numPr>
-          <w:ilvl w:val="0"/>
-          <w:numId w:val="2"/>
-        </w:numPr>
-        <w:spacing w:after="240" w:line="240" w:lineRule="auto"/>
+        <w:spacing w:after="240"/>
         <w:rPr>
           <w:rFonts w:ascii="Inter" w:eastAsia="Inter" w:hAnsi="Inter" w:cs="Inter"/>
         </w:rPr>
@@ -1342,6 +2006,12 @@
         </w:rPr>
         <w:t xml:space="preserve">One year engineering program at the </w:t>
       </w:r>
+      <w:r>
+        <w:rPr>
+          <w:rFonts w:ascii="Inter" w:eastAsia="Inter" w:hAnsi="Inter" w:cs="Inter"/>
+        </w:rPr>
+        <w:t>“</w:t>
+      </w:r>
       <w:proofErr w:type="spellStart"/>
       <w:r>
         <w:rPr>
@@ -1368,20 +2038,23 @@
         <w:rPr>
           <w:rFonts w:ascii="Inter" w:eastAsia="Inter" w:hAnsi="Inter" w:cs="Inter"/>
         </w:rPr>
+        <w:t>”</w:t>
+      </w:r>
+      <w:r>
+        <w:rPr>
+          <w:rFonts w:ascii="Inter" w:eastAsia="Inter" w:hAnsi="Inter" w:cs="Inter"/>
+        </w:rPr>
         <w:t xml:space="preserve"> (INSA) in Lyon, </w:t>
       </w:r>
       <w:r>
         <w:rPr>
           <w:rFonts w:ascii="Inter" w:eastAsia="Inter" w:hAnsi="Inter" w:cs="Inter"/>
-          <w:color w:val="1D1C1D"/>
         </w:rPr>
         <w:t>France.</w:t>
       </w:r>
     </w:p>
     <w:sectPr>
-      <w:headerReference w:type="default" r:id="rId14"/>
       <w:footerReference w:type="default" r:id="rId15"/>
-      <w:headerReference w:type="first" r:id="rId16"/>
       <w:pgSz w:w="11909" w:h="16834"/>
       <w:pgMar w:top="1440" w:right="1280" w:bottom="1440" w:left="1275" w:header="720" w:footer="720" w:gutter="0"/>
       <w:pgNumType w:start="1"/>
@@ -1423,15 +2096,110 @@
     <w:pPr>
       <w:rPr>
         <w:rFonts w:ascii="Inter" w:eastAsia="Inter" w:hAnsi="Inter" w:cs="Inter"/>
+        <w:sz w:val="18"/>
+        <w:szCs w:val="18"/>
         <w:u w:val="single"/>
       </w:rPr>
     </w:pPr>
     <w:r>
       <w:rPr>
         <w:rFonts w:ascii="Inter" w:eastAsia="Inter" w:hAnsi="Inter" w:cs="Inter"/>
+        <w:sz w:val="18"/>
+        <w:szCs w:val="18"/>
         <w:u w:val="single"/>
       </w:rPr>
-      <w:t>Fluent in English, Spanish. and French, with basic proficiency in Mandarin</w:t>
+      <w:t>Native</w:t>
+    </w:r>
+    <w:r>
+      <w:rPr>
+        <w:rFonts w:ascii="Inter" w:eastAsia="Inter" w:hAnsi="Inter" w:cs="Inter"/>
+        <w:sz w:val="18"/>
+        <w:szCs w:val="18"/>
+        <w:u w:val="single"/>
+      </w:rPr>
+      <w:t xml:space="preserve"> English</w:t>
+    </w:r>
+    <w:r>
+      <w:rPr>
+        <w:rFonts w:ascii="Inter" w:eastAsia="Inter" w:hAnsi="Inter" w:cs="Inter"/>
+        <w:sz w:val="18"/>
+        <w:szCs w:val="18"/>
+        <w:u w:val="single"/>
+      </w:rPr>
+      <w:t xml:space="preserve"> and</w:t>
+    </w:r>
+    <w:r>
+      <w:rPr>
+        <w:rFonts w:ascii="Inter" w:eastAsia="Inter" w:hAnsi="Inter" w:cs="Inter"/>
+        <w:sz w:val="18"/>
+        <w:szCs w:val="18"/>
+        <w:u w:val="single"/>
+      </w:rPr>
+      <w:t xml:space="preserve"> Spanish</w:t>
+    </w:r>
+    <w:r>
+      <w:rPr>
+        <w:rFonts w:ascii="Inter" w:eastAsia="Inter" w:hAnsi="Inter" w:cs="Inter"/>
+        <w:sz w:val="18"/>
+        <w:szCs w:val="18"/>
+        <w:u w:val="single"/>
+      </w:rPr>
+      <w:t xml:space="preserve"> speaker</w:t>
+    </w:r>
+    <w:r>
+      <w:rPr>
+        <w:rFonts w:ascii="Inter" w:eastAsia="Inter" w:hAnsi="Inter" w:cs="Inter"/>
+        <w:sz w:val="18"/>
+        <w:szCs w:val="18"/>
+        <w:u w:val="single"/>
+      </w:rPr>
+      <w:t>,</w:t>
+    </w:r>
+    <w:r>
+      <w:rPr>
+        <w:rFonts w:ascii="Inter" w:eastAsia="Inter" w:hAnsi="Inter" w:cs="Inter"/>
+        <w:sz w:val="18"/>
+        <w:szCs w:val="18"/>
+        <w:u w:val="single"/>
+      </w:rPr>
+      <w:t xml:space="preserve"> </w:t>
+    </w:r>
+    <w:r>
+      <w:rPr>
+        <w:rFonts w:ascii="Inter" w:eastAsia="Inter" w:hAnsi="Inter" w:cs="Inter"/>
+        <w:sz w:val="18"/>
+        <w:szCs w:val="18"/>
+        <w:u w:val="single"/>
+      </w:rPr>
+      <w:t>fluent in</w:t>
+    </w:r>
+    <w:r>
+      <w:rPr>
+        <w:rFonts w:ascii="Inter" w:eastAsia="Inter" w:hAnsi="Inter" w:cs="Inter"/>
+        <w:sz w:val="18"/>
+        <w:szCs w:val="18"/>
+        <w:u w:val="single"/>
+      </w:rPr>
+      <w:t xml:space="preserve"> French</w:t>
+    </w:r>
+  </w:p>
+  <w:p>
+    <w:pPr>
+      <w:rPr>
+        <w:rFonts w:ascii="Inter" w:eastAsia="Inter" w:hAnsi="Inter" w:cs="Inter"/>
+        <w:sz w:val="18"/>
+        <w:szCs w:val="18"/>
+        <w:u w:val="single"/>
+      </w:rPr>
+    </w:pPr>
+    <w:r>
+      <w:rPr>
+        <w:rFonts w:ascii="Inter" w:eastAsia="Inter" w:hAnsi="Inter" w:cs="Inter"/>
+        <w:sz w:val="18"/>
+        <w:szCs w:val="18"/>
+        <w:u w:val="single"/>
+      </w:rPr>
+      <w:t>US Permanent Resident</w:t>
     </w:r>
   </w:p>
   <w:p>
@@ -1468,18 +2236,6 @@
     </w:p>
   </w:footnote>
 </w:footnotes>
-</file>
-
-<file path=word/header1.xml><?xml version="1.0" encoding="utf-8"?>
-<w:hdr xmlns:wpc="http://schemas.microsoft.com/office/word/2010/wordprocessingCanvas" xmlns:cx="http://schemas.microsoft.com/office/drawing/2014/chartex" xmlns:cx1="http://schemas.microsoft.com/office/drawing/2015/9/8/chartex" xmlns:cx2="http://schemas.microsoft.com/office/drawing/2015/10/21/chartex" xmlns:cx3="http://schemas.microsoft.com/office/drawing/2016/5/9/chartex" xmlns:cx4="http://schemas.microsoft.com/office/drawing/2016/5/10/chartex" xmlns:cx5="http://schemas.microsoft.com/office/drawing/2016/5/11/chartex" xmlns:cx6="http://schemas.microsoft.com/office/drawing/2016/5/12/chartex" xmlns:cx7="http://schemas.microsoft.com/office/drawing/2016/5/13/chartex" xmlns:cx8="http://schemas.microsoft.com/office/drawing/2016/5/14/chartex" xmlns:mc="http://schemas.openxmlformats.org/markup-compatibility/2006" xmlns:aink="http://schemas.microsoft.com/office/drawing/2016/ink" xmlns:am3d="http://schemas.microsoft.com/office/drawing/2017/model3d" xmlns:o="urn:schemas-microsoft-com:office:office" xmlns:oel="http://schemas.microsoft.com/office/2019/extlst" xmlns:r="http://schemas.openxmlformats.org/officeDocument/2006/relationships" xmlns:m="http://schemas.openxmlformats.org/officeDocument/2006/math" xmlns:v="urn:schemas-microsoft-com:vml" xmlns:wp14="http://schemas.microsoft.com/office/word/2010/wordprocessingDrawing" xmlns:wp="http://schemas.openxmlformats.org/drawingml/2006/wordprocessingDrawing" xmlns:w10="urn:schemas-microsoft-com:office:word" xmlns:w="http://schemas.openxmlformats.org/wordprocessingml/2006/main" xmlns:w14="http://schemas.microsoft.com/office/word/2010/wordml" xmlns:w15="http://schemas.microsoft.com/office/word/2012/wordml" xmlns:w16cex="http://schemas.microsoft.com/office/word/2018/wordml/cex" xmlns:w16cid="http://schemas.microsoft.com/office/word/2016/wordml/cid" xmlns:w16="http://schemas.microsoft.com/office/word/2018/wordml" xmlns:w16du="http://schemas.microsoft.com/office/word/2023/wordml/word16du" xmlns:w16sdtdh="http://schemas.microsoft.com/office/word/2020/wordml/sdtdatahash" xmlns:w16sdtfl="http://schemas.microsoft.com/office/word/2024/wordml/sdtformatlock" xmlns:w16se="http://schemas.microsoft.com/office/word/2015/wordml/symex" xmlns:wpg="http://schemas.microsoft.com/office/word/2010/wordprocessingGroup" xmlns:wpi="http://schemas.microsoft.com/office/word/2010/wordprocessingInk" xmlns:wne="http://schemas.microsoft.com/office/word/2006/wordml" xmlns:wps="http://schemas.microsoft.com/office/word/2010/wordprocessingShape" mc:Ignorable="w14 w15 w16se w16cid w16 w16cex w16sdtdh w16sdtfl w16du wp14">
-  <w:p/>
-</w:hdr>
-</file>
-
-<file path=word/header2.xml><?xml version="1.0" encoding="utf-8"?>
-<w:hdr xmlns:wpc="http://schemas.microsoft.com/office/word/2010/wordprocessingCanvas" xmlns:cx="http://schemas.microsoft.com/office/drawing/2014/chartex" xmlns:cx1="http://schemas.microsoft.com/office/drawing/2015/9/8/chartex" xmlns:cx2="http://schemas.microsoft.com/office/drawing/2015/10/21/chartex" xmlns:cx3="http://schemas.microsoft.com/office/drawing/2016/5/9/chartex" xmlns:cx4="http://schemas.microsoft.com/office/drawing/2016/5/10/chartex" xmlns:cx5="http://schemas.microsoft.com/office/drawing/2016/5/11/chartex" xmlns:cx6="http://schemas.microsoft.com/office/drawing/2016/5/12/chartex" xmlns:cx7="http://schemas.microsoft.com/office/drawing/2016/5/13/chartex" xmlns:cx8="http://schemas.microsoft.com/office/drawing/2016/5/14/chartex" xmlns:mc="http://schemas.openxmlformats.org/markup-compatibility/2006" xmlns:aink="http://schemas.microsoft.com/office/drawing/2016/ink" xmlns:am3d="http://schemas.microsoft.com/office/drawing/2017/model3d" xmlns:o="urn:schemas-microsoft-com:office:office" xmlns:oel="http://schemas.microsoft.com/office/2019/extlst" xmlns:r="http://schemas.openxmlformats.org/officeDocument/2006/relationships" xmlns:m="http://schemas.openxmlformats.org/officeDocument/2006/math" xmlns:v="urn:schemas-microsoft-com:vml" xmlns:wp14="http://schemas.microsoft.com/office/word/2010/wordprocessingDrawing" xmlns:wp="http://schemas.openxmlformats.org/drawingml/2006/wordprocessingDrawing" xmlns:w10="urn:schemas-microsoft-com:office:word" xmlns:w="http://schemas.openxmlformats.org/wordprocessingml/2006/main" xmlns:w14="http://schemas.microsoft.com/office/word/2010/wordml" xmlns:w15="http://schemas.microsoft.com/office/word/2012/wordml" xmlns:w16cex="http://schemas.microsoft.com/office/word/2018/wordml/cex" xmlns:w16cid="http://schemas.microsoft.com/office/word/2016/wordml/cid" xmlns:w16="http://schemas.microsoft.com/office/word/2018/wordml" xmlns:w16du="http://schemas.microsoft.com/office/word/2023/wordml/word16du" xmlns:w16sdtdh="http://schemas.microsoft.com/office/word/2020/wordml/sdtdatahash" xmlns:w16sdtfl="http://schemas.microsoft.com/office/word/2024/wordml/sdtformatlock" xmlns:w16se="http://schemas.microsoft.com/office/word/2015/wordml/symex" xmlns:wpg="http://schemas.microsoft.com/office/word/2010/wordprocessingGroup" xmlns:wpi="http://schemas.microsoft.com/office/word/2010/wordprocessingInk" xmlns:wne="http://schemas.microsoft.com/office/word/2006/wordml" xmlns:wps="http://schemas.microsoft.com/office/word/2010/wordprocessingShape" mc:Ignorable="w14 w15 w16se w16cid w16 w16cex w16sdtdh w16sdtfl w16du wp14">
-  <w:p/>
-</w:hdr>
 </file>
 
 <file path=word/numbering.xml><?xml version="1.0" encoding="utf-8"?>
@@ -2454,6 +3210,56 @@
       <w:shd w:val="clear" w:color="auto" w:fill="E1DFDD"/>
     </w:rPr>
   </w:style>
+  <w:style w:type="paragraph" w:styleId="Header">
+    <w:name w:val="header"/>
+    <w:basedOn w:val="Normal"/>
+    <w:link w:val="HeaderChar"/>
+    <w:uiPriority w:val="99"/>
+    <w:unhideWhenUsed/>
+    <w:rsid w:val="002307AF"/>
+    <w:pPr>
+      <w:tabs>
+        <w:tab w:val="center" w:pos="4419"/>
+        <w:tab w:val="right" w:pos="8838"/>
+      </w:tabs>
+      <w:spacing w:line="240" w:lineRule="auto"/>
+    </w:pPr>
+  </w:style>
+  <w:style w:type="character" w:customStyle="1" w:styleId="HeaderChar">
+    <w:name w:val="Header Char"/>
+    <w:basedOn w:val="DefaultParagraphFont"/>
+    <w:link w:val="Header"/>
+    <w:uiPriority w:val="99"/>
+    <w:rsid w:val="002307AF"/>
+    <w:rPr>
+      <w:lang w:val="en-US"/>
+    </w:rPr>
+  </w:style>
+  <w:style w:type="paragraph" w:styleId="Footer">
+    <w:name w:val="footer"/>
+    <w:basedOn w:val="Normal"/>
+    <w:link w:val="FooterChar"/>
+    <w:uiPriority w:val="99"/>
+    <w:unhideWhenUsed/>
+    <w:rsid w:val="002307AF"/>
+    <w:pPr>
+      <w:tabs>
+        <w:tab w:val="center" w:pos="4419"/>
+        <w:tab w:val="right" w:pos="8838"/>
+      </w:tabs>
+      <w:spacing w:line="240" w:lineRule="auto"/>
+    </w:pPr>
+  </w:style>
+  <w:style w:type="character" w:customStyle="1" w:styleId="FooterChar">
+    <w:name w:val="Footer Char"/>
+    <w:basedOn w:val="DefaultParagraphFont"/>
+    <w:link w:val="Footer"/>
+    <w:uiPriority w:val="99"/>
+    <w:rsid w:val="002307AF"/>
+    <w:rPr>
+      <w:lang w:val="en-US"/>
+    </w:rPr>
+  </w:style>
 </w:styles>
 </file>
 

--- a/mysite/home/static/home/documents/Resume.docx
+++ b/mysite/home/static/home/documents/Resume.docx
@@ -205,13 +205,97 @@
         <w:rPr>
           <w:rFonts w:ascii="Inter" w:eastAsia="Inter" w:hAnsi="Inter" w:cs="Inter"/>
         </w:rPr>
-        <w:t xml:space="preserve"> in Python and JavaScript. Creative problem solver with a strong passion for independent learning, collaboration, and creating unique human-centered interfaces. Data Analytics and Visualization certificate.</w:t>
-      </w:r>
-      <w:r>
-        <w:rPr>
-          <w:rFonts w:ascii="Inter" w:eastAsia="Inter" w:hAnsi="Inter" w:cs="Inter"/>
-        </w:rPr>
-        <w:t xml:space="preserve"> B</w:t>
+        <w:t xml:space="preserve"> in Python and JavaScript. Creative problem solver with a strong passion for independent learning, collaboration, and creating unique human-centered interfaces.</w:t>
+      </w:r>
+      <w:r>
+        <w:rPr>
+          <w:rFonts w:ascii="Inter" w:eastAsia="Inter" w:hAnsi="Inter" w:cs="Inter"/>
+        </w:rPr>
+        <w:t xml:space="preserve"> </w:t>
+      </w:r>
+      <w:r>
+        <w:rPr>
+          <w:rFonts w:ascii="Inter" w:eastAsia="Inter" w:hAnsi="Inter" w:cs="Inter"/>
+        </w:rPr>
+        <w:t>Currently pursuing an M.Eng</w:t>
+      </w:r>
+      <w:r>
+        <w:rPr>
+          <w:rFonts w:ascii="Inter" w:eastAsia="Inter" w:hAnsi="Inter" w:cs="Inter"/>
+        </w:rPr>
+        <w:t xml:space="preserve">. in </w:t>
+      </w:r>
+      <w:r>
+        <w:rPr>
+          <w:rFonts w:ascii="Inter" w:eastAsia="Inter" w:hAnsi="Inter" w:cs="Inter"/>
+        </w:rPr>
+        <w:t>S</w:t>
+      </w:r>
+      <w:r>
+        <w:rPr>
+          <w:rFonts w:ascii="Inter" w:eastAsia="Inter" w:hAnsi="Inter" w:cs="Inter"/>
+        </w:rPr>
+        <w:t xml:space="preserve">oftware </w:t>
+      </w:r>
+      <w:r>
+        <w:rPr>
+          <w:rFonts w:ascii="Inter" w:eastAsia="Inter" w:hAnsi="Inter" w:cs="Inter"/>
+        </w:rPr>
+        <w:t>E</w:t>
+      </w:r>
+      <w:r>
+        <w:rPr>
+          <w:rFonts w:ascii="Inter" w:eastAsia="Inter" w:hAnsi="Inter" w:cs="Inter"/>
+        </w:rPr>
+        <w:t xml:space="preserve">ngineering </w:t>
+      </w:r>
+      <w:r>
+        <w:rPr>
+          <w:rFonts w:ascii="Inter" w:eastAsia="Inter" w:hAnsi="Inter" w:cs="Inter"/>
+        </w:rPr>
+        <w:t>at the</w:t>
+      </w:r>
+      <w:r>
+        <w:rPr>
+          <w:rFonts w:ascii="Inter" w:eastAsia="Inter" w:hAnsi="Inter" w:cs="Inter"/>
+        </w:rPr>
+        <w:t xml:space="preserve"> U</w:t>
+      </w:r>
+      <w:r>
+        <w:rPr>
+          <w:rFonts w:ascii="Inter" w:eastAsia="Inter" w:hAnsi="Inter" w:cs="Inter"/>
+        </w:rPr>
+        <w:t xml:space="preserve">niversity of </w:t>
+      </w:r>
+      <w:r>
+        <w:rPr>
+          <w:rFonts w:ascii="Inter" w:eastAsia="Inter" w:hAnsi="Inter" w:cs="Inter"/>
+        </w:rPr>
+        <w:t>M</w:t>
+      </w:r>
+      <w:r>
+        <w:rPr>
+          <w:rFonts w:ascii="Inter" w:eastAsia="Inter" w:hAnsi="Inter" w:cs="Inter"/>
+        </w:rPr>
+        <w:t>aryland</w:t>
+      </w:r>
+      <w:r>
+        <w:rPr>
+          <w:rFonts w:ascii="Inter" w:eastAsia="Inter" w:hAnsi="Inter" w:cs="Inter"/>
+        </w:rPr>
+        <w:t>.</w:t>
+      </w:r>
+      <w:r>
+        <w:rPr>
+          <w:rFonts w:ascii="Inter" w:eastAsia="Inter" w:hAnsi="Inter" w:cs="Inter"/>
+        </w:rPr>
+        <w:t xml:space="preserve"> </w:t>
+      </w:r>
+      <w:r>
+        <w:rPr>
+          <w:rFonts w:ascii="Inter" w:eastAsia="Inter" w:hAnsi="Inter" w:cs="Inter"/>
+        </w:rPr>
+        <w:t>B</w:t>
       </w:r>
       <w:r>
         <w:rPr>
@@ -324,6 +408,13 @@
         </w:rPr>
         <w:t>Pillow</w:t>
       </w:r>
+      <w:r>
+        <w:rPr>
+          <w:rFonts w:ascii="Inter" w:eastAsia="Inter" w:hAnsi="Inter" w:cs="Inter"/>
+          <w:i/>
+        </w:rPr>
+        <w:t>, SQL ORM</w:t>
+      </w:r>
     </w:p>
     <w:p>
       <w:pPr>
@@ -410,8 +501,16 @@
       <w:r>
         <w:rPr>
           <w:rFonts w:ascii="Inter" w:eastAsia="Inter" w:hAnsi="Inter" w:cs="Inter"/>
+          <w:i/>
         </w:rPr>
         <w:t xml:space="preserve"> </w:t>
+      </w:r>
+      <w:r>
+        <w:rPr>
+          <w:rFonts w:ascii="Inter" w:eastAsia="Inter" w:hAnsi="Inter" w:cs="Inter"/>
+          <w:i/>
+        </w:rPr>
+        <w:t xml:space="preserve">Framer, </w:t>
       </w:r>
       <w:r>
         <w:rPr>
@@ -1850,6 +1949,131 @@
           <w:sz w:val="24"/>
           <w:szCs w:val="24"/>
         </w:rPr>
+        <w:t>M.Eng. in Software Engineering | University of Maryland</w:t>
+      </w:r>
+    </w:p>
+    <w:p>
+      <w:pPr>
+        <w:spacing w:line="240" w:lineRule="auto"/>
+        <w:rPr>
+          <w:rFonts w:ascii="Inter" w:eastAsia="Inter" w:hAnsi="Inter" w:cs="Inter"/>
+          <w:i/>
+        </w:rPr>
+      </w:pPr>
+      <w:r>
+        <w:rPr>
+          <w:rFonts w:ascii="Inter" w:eastAsia="Inter" w:hAnsi="Inter" w:cs="Inter"/>
+          <w:i/>
+        </w:rPr>
+        <w:t>Sep 2025</w:t>
+      </w:r>
+      <w:r>
+        <w:rPr>
+          <w:rFonts w:ascii="Inter" w:eastAsia="Inter" w:hAnsi="Inter" w:cs="Inter"/>
+          <w:i/>
+        </w:rPr>
+        <w:t xml:space="preserve"> – </w:t>
+      </w:r>
+      <w:r>
+        <w:rPr>
+          <w:rFonts w:ascii="Inter" w:eastAsia="Inter" w:hAnsi="Inter" w:cs="Inter"/>
+          <w:i/>
+        </w:rPr>
+        <w:t>May 2027 (In progress)</w:t>
+      </w:r>
+    </w:p>
+    <w:p>
+      <w:pPr>
+        <w:pStyle w:val="ListParagraph"/>
+        <w:numPr>
+          <w:ilvl w:val="0"/>
+          <w:numId w:val="4"/>
+        </w:numPr>
+        <w:spacing w:line="240" w:lineRule="auto"/>
+        <w:rPr>
+          <w:rFonts w:ascii="Inter" w:eastAsia="Inter" w:hAnsi="Inter" w:cs="Inter"/>
+          <w:i/>
+        </w:rPr>
+      </w:pPr>
+      <w:r>
+        <w:rPr>
+          <w:rFonts w:ascii="Inter" w:eastAsia="Inter" w:hAnsi="Inter" w:cs="Inter"/>
+          <w:iCs/>
+        </w:rPr>
+        <w:t>Coursework</w:t>
+      </w:r>
+      <w:r>
+        <w:rPr>
+          <w:rFonts w:ascii="Inter" w:eastAsia="Inter" w:hAnsi="Inter" w:cs="Inter"/>
+          <w:iCs/>
+        </w:rPr>
+        <w:t>:</w:t>
+      </w:r>
+      <w:r>
+        <w:rPr>
+          <w:rFonts w:ascii="Inter" w:eastAsia="Inter" w:hAnsi="Inter" w:cs="Inter"/>
+          <w:iCs/>
+        </w:rPr>
+        <w:t xml:space="preserve"> AGILE development, Machine </w:t>
+      </w:r>
+      <w:r>
+        <w:rPr>
+          <w:rFonts w:ascii="Inter" w:eastAsia="Inter" w:hAnsi="Inter" w:cs="Inter"/>
+          <w:iCs/>
+        </w:rPr>
+        <w:t>L</w:t>
+      </w:r>
+      <w:r>
+        <w:rPr>
+          <w:rFonts w:ascii="Inter" w:eastAsia="Inter" w:hAnsi="Inter" w:cs="Inter"/>
+          <w:iCs/>
+        </w:rPr>
+        <w:t>earning</w:t>
+      </w:r>
+      <w:r>
+        <w:rPr>
+          <w:rFonts w:ascii="Inter" w:eastAsia="Inter" w:hAnsi="Inter" w:cs="Inter"/>
+          <w:iCs/>
+        </w:rPr>
+        <w:t>, S</w:t>
+      </w:r>
+      <w:r>
+        <w:rPr>
+          <w:rFonts w:ascii="Inter" w:eastAsia="Inter" w:hAnsi="Inter" w:cs="Inter"/>
+          <w:iCs/>
+        </w:rPr>
+        <w:t>ecure coding practices.</w:t>
+      </w:r>
+    </w:p>
+    <w:p>
+      <w:pPr>
+        <w:pStyle w:val="ListParagraph"/>
+        <w:spacing w:line="240" w:lineRule="auto"/>
+        <w:rPr>
+          <w:rFonts w:ascii="Inter" w:eastAsia="Inter" w:hAnsi="Inter" w:cs="Inter"/>
+          <w:i/>
+        </w:rPr>
+      </w:pPr>
+    </w:p>
+    <w:p>
+      <w:pPr>
+        <w:spacing w:line="240" w:lineRule="auto"/>
+        <w:rPr>
+          <w:rFonts w:ascii="Inter" w:eastAsia="Inter" w:hAnsi="Inter" w:cs="Inter"/>
+          <w:b/>
+          <w:color w:val="1D1C1D"/>
+          <w:sz w:val="24"/>
+          <w:szCs w:val="24"/>
+        </w:rPr>
+      </w:pPr>
+      <w:r>
+        <w:rPr>
+          <w:rFonts w:ascii="Inter" w:eastAsia="Inter" w:hAnsi="Inter" w:cs="Inter"/>
+          <w:b/>
+          <w:color w:val="1D1C1D"/>
+          <w:sz w:val="24"/>
+          <w:szCs w:val="24"/>
+        </w:rPr>
         <w:t>Certificate of Data Analytics and Visualization | Tecnológico de Monterrey</w:t>
       </w:r>
     </w:p>
@@ -1874,6 +2098,62 @@
           <w:i/>
         </w:rPr>
         <w:t>2023</w:t>
+      </w:r>
+    </w:p>
+    <w:p>
+      <w:pPr>
+        <w:spacing w:line="240" w:lineRule="auto"/>
+        <w:rPr>
+          <w:rFonts w:ascii="Inter" w:eastAsia="Inter" w:hAnsi="Inter" w:cs="Inter"/>
+        </w:rPr>
+      </w:pPr>
+    </w:p>
+    <w:p>
+      <w:pPr>
+        <w:spacing w:line="240" w:lineRule="auto"/>
+        <w:rPr>
+          <w:rFonts w:ascii="Inter" w:eastAsia="Inter" w:hAnsi="Inter" w:cs="Inter"/>
+          <w:b/>
+          <w:color w:val="1D1C1D"/>
+          <w:sz w:val="24"/>
+          <w:szCs w:val="24"/>
+        </w:rPr>
+      </w:pPr>
+      <w:r>
+        <w:rPr>
+          <w:rFonts w:ascii="Inter" w:eastAsia="Inter" w:hAnsi="Inter" w:cs="Inter"/>
+          <w:b/>
+          <w:color w:val="1D1C1D"/>
+          <w:sz w:val="24"/>
+          <w:szCs w:val="24"/>
+        </w:rPr>
+        <w:t>B.Eng.</w:t>
+      </w:r>
+      <w:r>
+        <w:rPr>
+          <w:rFonts w:ascii="Inter" w:eastAsia="Inter" w:hAnsi="Inter" w:cs="Inter"/>
+          <w:b/>
+          <w:color w:val="1D1C1D"/>
+          <w:sz w:val="24"/>
+          <w:szCs w:val="24"/>
+        </w:rPr>
+        <w:t xml:space="preserve"> in Mechatronics | UANL</w:t>
+      </w:r>
+    </w:p>
+    <w:p>
+      <w:pPr>
+        <w:spacing w:line="240" w:lineRule="auto"/>
+        <w:rPr>
+          <w:rFonts w:ascii="Inter" w:eastAsia="Inter" w:hAnsi="Inter" w:cs="Inter"/>
+          <w:i/>
+        </w:rPr>
+      </w:pPr>
+      <w:r>
+        <w:rPr>
+          <w:rFonts w:ascii="Inter" w:eastAsia="Inter" w:hAnsi="Inter" w:cs="Inter"/>
+          <w:i/>
+        </w:rPr>
+        <w:t>2014 - 2019</w:t>
       </w:r>
     </w:p>
     <w:p>
@@ -1892,69 +2172,19 @@
         <w:rPr>
           <w:rFonts w:ascii="Inter" w:eastAsia="Inter" w:hAnsi="Inter" w:cs="Inter"/>
         </w:rPr>
-        <w:t>Acquired a robust skillset encompassing Python-based data handling, advanced visualization techniques, database management and insightful interpretation of complex data.</w:t>
-      </w:r>
-      <w:r>
-        <w:rPr>
-          <w:rFonts w:ascii="Inter" w:eastAsia="Inter" w:hAnsi="Inter" w:cs="Inter"/>
-        </w:rPr>
-        <w:t xml:space="preserve"> </w:t>
-      </w:r>
-      <w:r>
-        <w:rPr>
-          <w:rFonts w:ascii="Inter" w:eastAsia="Inter" w:hAnsi="Inter" w:cs="Inter"/>
-        </w:rPr>
-        <w:t>Gained proficiency in transforming information into meaningful insights, empowering informed decision</w:t>
-      </w:r>
-      <w:r>
-        <w:rPr>
-          <w:rFonts w:ascii="Inter" w:eastAsia="Inter" w:hAnsi="Inter" w:cs="Inter"/>
-        </w:rPr>
-        <w:t xml:space="preserve"> </w:t>
-      </w:r>
-      <w:r>
-        <w:rPr>
-          <w:rFonts w:ascii="Inter" w:eastAsia="Inter" w:hAnsi="Inter" w:cs="Inter"/>
-        </w:rPr>
-        <w:t>making.</w:t>
-      </w:r>
-    </w:p>
-    <w:p>
-      <w:pPr>
-        <w:spacing w:line="240" w:lineRule="auto"/>
-        <w:rPr>
-          <w:rFonts w:ascii="Inter" w:eastAsia="Inter" w:hAnsi="Inter" w:cs="Inter"/>
-          <w:b/>
-          <w:color w:val="1D1C1D"/>
-          <w:sz w:val="24"/>
-          <w:szCs w:val="24"/>
-        </w:rPr>
-      </w:pPr>
-      <w:r>
-        <w:rPr>
-          <w:rFonts w:ascii="Inter" w:eastAsia="Inter" w:hAnsi="Inter" w:cs="Inter"/>
-          <w:b/>
-          <w:color w:val="1D1C1D"/>
-          <w:sz w:val="24"/>
-          <w:szCs w:val="24"/>
-        </w:rPr>
-        <w:t>Bachelor of Engineering in Mechatronics | UANL</w:t>
-      </w:r>
-    </w:p>
-    <w:p>
-      <w:pPr>
-        <w:spacing w:line="240" w:lineRule="auto"/>
-        <w:rPr>
-          <w:rFonts w:ascii="Inter" w:eastAsia="Inter" w:hAnsi="Inter" w:cs="Inter"/>
-          <w:i/>
-        </w:rPr>
-      </w:pPr>
-      <w:r>
-        <w:rPr>
-          <w:rFonts w:ascii="Inter" w:eastAsia="Inter" w:hAnsi="Inter" w:cs="Inter"/>
-          <w:i/>
-        </w:rPr>
-        <w:t>2014 - 2019</w:t>
+        <w:t>French</w:t>
+      </w:r>
+      <w:r>
+        <w:rPr>
+          <w:rFonts w:ascii="Inter" w:eastAsia="Inter" w:hAnsi="Inter" w:cs="Inter"/>
+        </w:rPr>
+        <w:t xml:space="preserve"> Mexican</w:t>
+      </w:r>
+      <w:r>
+        <w:rPr>
+          <w:rFonts w:ascii="Inter" w:eastAsia="Inter" w:hAnsi="Inter" w:cs="Inter"/>
+        </w:rPr>
+        <w:t xml:space="preserve"> Agreement for Engineering Formation (MEXFITEC) scholarship holder.</w:t>
       </w:r>
     </w:p>
     <w:p>
@@ -1973,37 +2203,6 @@
         <w:rPr>
           <w:rFonts w:ascii="Inter" w:eastAsia="Inter" w:hAnsi="Inter" w:cs="Inter"/>
         </w:rPr>
-        <w:t>French</w:t>
-      </w:r>
-      <w:r>
-        <w:rPr>
-          <w:rFonts w:ascii="Inter" w:eastAsia="Inter" w:hAnsi="Inter" w:cs="Inter"/>
-        </w:rPr>
-        <w:t xml:space="preserve"> </w:t>
-      </w:r>
-      <w:r>
-        <w:rPr>
-          <w:rFonts w:ascii="Inter" w:eastAsia="Inter" w:hAnsi="Inter" w:cs="Inter"/>
-        </w:rPr>
-        <w:t>Mexican Agreement for Engineering Formation (MEXFITEC) scholarship holder.</w:t>
-      </w:r>
-    </w:p>
-    <w:p>
-      <w:pPr>
-        <w:pStyle w:val="ListParagraph"/>
-        <w:numPr>
-          <w:ilvl w:val="0"/>
-          <w:numId w:val="2"/>
-        </w:numPr>
-        <w:spacing w:after="240"/>
-        <w:rPr>
-          <w:rFonts w:ascii="Inter" w:eastAsia="Inter" w:hAnsi="Inter" w:cs="Inter"/>
-        </w:rPr>
-      </w:pPr>
-      <w:r>
-        <w:rPr>
-          <w:rFonts w:ascii="Inter" w:eastAsia="Inter" w:hAnsi="Inter" w:cs="Inter"/>
-        </w:rPr>
         <w:t xml:space="preserve">One year engineering program at the </w:t>
       </w:r>
       <w:r>
@@ -2012,28 +2211,12 @@
         </w:rPr>
         <w:t>“</w:t>
       </w:r>
-      <w:proofErr w:type="spellStart"/>
-      <w:r>
-        <w:rPr>
-          <w:rFonts w:ascii="Inter" w:eastAsia="Inter" w:hAnsi="Inter" w:cs="Inter"/>
-        </w:rPr>
-        <w:t>Institut</w:t>
-      </w:r>
-      <w:proofErr w:type="spellEnd"/>
-      <w:r>
-        <w:rPr>
-          <w:rFonts w:ascii="Inter" w:eastAsia="Inter" w:hAnsi="Inter" w:cs="Inter"/>
-        </w:rPr>
-        <w:t xml:space="preserve"> National des Sciences </w:t>
-      </w:r>
-      <w:proofErr w:type="spellStart"/>
-      <w:r>
-        <w:rPr>
-          <w:rFonts w:ascii="Inter" w:eastAsia="Inter" w:hAnsi="Inter" w:cs="Inter"/>
-        </w:rPr>
-        <w:t>Apliquées</w:t>
-      </w:r>
-      <w:proofErr w:type="spellEnd"/>
+      <w:r>
+        <w:rPr>
+          <w:rFonts w:ascii="Inter" w:eastAsia="Inter" w:hAnsi="Inter" w:cs="Inter"/>
+        </w:rPr>
+        <w:t>Institut National des Sciences Apliquées</w:t>
+      </w:r>
       <w:r>
         <w:rPr>
           <w:rFonts w:ascii="Inter" w:eastAsia="Inter" w:hAnsi="Inter" w:cs="Inter"/>
@@ -2354,6 +2537,119 @@
     </w:lvl>
   </w:abstractNum>
   <w:abstractNum w:abstractNumId="1" w15:restartNumberingAfterBreak="0">
+    <w:nsid w:val="4A195971"/>
+    <w:multiLevelType w:val="hybridMultilevel"/>
+    <w:tmpl w:val="1BCE1312"/>
+    <w:lvl w:ilvl="0" w:tplc="04090001">
+      <w:start w:val="1"/>
+      <w:numFmt w:val="bullet"/>
+      <w:lvlText w:val=""/>
+      <w:lvlJc w:val="left"/>
+      <w:pPr>
+        <w:ind w:left="720" w:hanging="360"/>
+      </w:pPr>
+      <w:rPr>
+        <w:rFonts w:ascii="Symbol" w:hAnsi="Symbol" w:hint="default"/>
+      </w:rPr>
+    </w:lvl>
+    <w:lvl w:ilvl="1" w:tplc="04090003" w:tentative="1">
+      <w:start w:val="1"/>
+      <w:numFmt w:val="bullet"/>
+      <w:lvlText w:val="o"/>
+      <w:lvlJc w:val="left"/>
+      <w:pPr>
+        <w:ind w:left="1440" w:hanging="360"/>
+      </w:pPr>
+      <w:rPr>
+        <w:rFonts w:ascii="Courier New" w:hAnsi="Courier New" w:cs="Courier New" w:hint="default"/>
+      </w:rPr>
+    </w:lvl>
+    <w:lvl w:ilvl="2" w:tplc="04090005" w:tentative="1">
+      <w:start w:val="1"/>
+      <w:numFmt w:val="bullet"/>
+      <w:lvlText w:val=""/>
+      <w:lvlJc w:val="left"/>
+      <w:pPr>
+        <w:ind w:left="2160" w:hanging="360"/>
+      </w:pPr>
+      <w:rPr>
+        <w:rFonts w:ascii="Wingdings" w:hAnsi="Wingdings" w:hint="default"/>
+      </w:rPr>
+    </w:lvl>
+    <w:lvl w:ilvl="3" w:tplc="04090001" w:tentative="1">
+      <w:start w:val="1"/>
+      <w:numFmt w:val="bullet"/>
+      <w:lvlText w:val=""/>
+      <w:lvlJc w:val="left"/>
+      <w:pPr>
+        <w:ind w:left="2880" w:hanging="360"/>
+      </w:pPr>
+      <w:rPr>
+        <w:rFonts w:ascii="Symbol" w:hAnsi="Symbol" w:hint="default"/>
+      </w:rPr>
+    </w:lvl>
+    <w:lvl w:ilvl="4" w:tplc="04090003" w:tentative="1">
+      <w:start w:val="1"/>
+      <w:numFmt w:val="bullet"/>
+      <w:lvlText w:val="o"/>
+      <w:lvlJc w:val="left"/>
+      <w:pPr>
+        <w:ind w:left="3600" w:hanging="360"/>
+      </w:pPr>
+      <w:rPr>
+        <w:rFonts w:ascii="Courier New" w:hAnsi="Courier New" w:cs="Courier New" w:hint="default"/>
+      </w:rPr>
+    </w:lvl>
+    <w:lvl w:ilvl="5" w:tplc="04090005" w:tentative="1">
+      <w:start w:val="1"/>
+      <w:numFmt w:val="bullet"/>
+      <w:lvlText w:val=""/>
+      <w:lvlJc w:val="left"/>
+      <w:pPr>
+        <w:ind w:left="4320" w:hanging="360"/>
+      </w:pPr>
+      <w:rPr>
+        <w:rFonts w:ascii="Wingdings" w:hAnsi="Wingdings" w:hint="default"/>
+      </w:rPr>
+    </w:lvl>
+    <w:lvl w:ilvl="6" w:tplc="04090001" w:tentative="1">
+      <w:start w:val="1"/>
+      <w:numFmt w:val="bullet"/>
+      <w:lvlText w:val=""/>
+      <w:lvlJc w:val="left"/>
+      <w:pPr>
+        <w:ind w:left="5040" w:hanging="360"/>
+      </w:pPr>
+      <w:rPr>
+        <w:rFonts w:ascii="Symbol" w:hAnsi="Symbol" w:hint="default"/>
+      </w:rPr>
+    </w:lvl>
+    <w:lvl w:ilvl="7" w:tplc="04090003" w:tentative="1">
+      <w:start w:val="1"/>
+      <w:numFmt w:val="bullet"/>
+      <w:lvlText w:val="o"/>
+      <w:lvlJc w:val="left"/>
+      <w:pPr>
+        <w:ind w:left="5760" w:hanging="360"/>
+      </w:pPr>
+      <w:rPr>
+        <w:rFonts w:ascii="Courier New" w:hAnsi="Courier New" w:cs="Courier New" w:hint="default"/>
+      </w:rPr>
+    </w:lvl>
+    <w:lvl w:ilvl="8" w:tplc="04090005" w:tentative="1">
+      <w:start w:val="1"/>
+      <w:numFmt w:val="bullet"/>
+      <w:lvlText w:val=""/>
+      <w:lvlJc w:val="left"/>
+      <w:pPr>
+        <w:ind w:left="6480" w:hanging="360"/>
+      </w:pPr>
+      <w:rPr>
+        <w:rFonts w:ascii="Wingdings" w:hAnsi="Wingdings" w:hint="default"/>
+      </w:rPr>
+    </w:lvl>
+  </w:abstractNum>
+  <w:abstractNum w:abstractNumId="2" w15:restartNumberingAfterBreak="0">
     <w:nsid w:val="4E9F6975"/>
     <w:multiLevelType w:val="multilevel"/>
     <w:tmpl w:val="105E2AAE"/>
@@ -2466,7 +2762,7 @@
       </w:rPr>
     </w:lvl>
   </w:abstractNum>
-  <w:abstractNum w:abstractNumId="2" w15:restartNumberingAfterBreak="0">
+  <w:abstractNum w:abstractNumId="3" w15:restartNumberingAfterBreak="0">
     <w:nsid w:val="773038C5"/>
     <w:multiLevelType w:val="multilevel"/>
     <w:tmpl w:val="4DC4D166"/>
@@ -2583,9 +2879,12 @@
     <w:abstractNumId w:val="0"/>
   </w:num>
   <w:num w:numId="2" w16cid:durableId="528766005">
+    <w:abstractNumId w:val="3"/>
+  </w:num>
+  <w:num w:numId="3" w16cid:durableId="1084910807">
     <w:abstractNumId w:val="2"/>
   </w:num>
-  <w:num w:numId="3" w16cid:durableId="1084910807">
+  <w:num w:numId="4" w16cid:durableId="335159816">
     <w:abstractNumId w:val="1"/>
   </w:num>
 </w:numbering>
@@ -2989,6 +3288,7 @@
   <w:style w:type="paragraph" w:default="1" w:styleId="Normal">
     <w:name w:val="Normal"/>
     <w:qFormat/>
+    <w:rsid w:val="00A31C54"/>
     <w:rPr>
       <w:lang w:val="en-US"/>
     </w:rPr>
